--- a/Healthcare_Management_System_Thesis.docx
+++ b/Healthcare_Management_System_Thesis.docx
@@ -3164,6 +3164,4505 @@
     </w:p>
     <w:p>
       <w:pPr>
+        <w:pStyle w:val="Heading3"/>
+      </w:pPr>
+      <w:r>
+        <w:t>3.6.1 Complete Database Schema (Data Dictionary)</w:t>
+      </w:r>
+    </w:p>
+    <w:p>
+      <w:pPr/>
+      <w:r>
+        <w:rPr>
+          <w:b w:val="0"/>
+        </w:rPr>
+        <w:t>The system persists all data in a MySQL 8.4 database named "healthcare". Django’s ORM maps each model below to a table; relationships use foreign keys to the custom User table. The full schema is documented here field-by-field.</w:t>
+      </w:r>
+    </w:p>
+    <w:p>
+      <w:pPr/>
+    </w:p>
+    <w:p>
+      <w:pPr>
+        <w:pStyle w:val="Heading4"/>
+      </w:pPr>
+      <w:r>
+        <w:t>Table: accounts_user (custom user account)</w:t>
+      </w:r>
+    </w:p>
+    <w:tbl>
+      <w:tblPr>
+        <w:tblStyle w:val="TableGrid"/>
+        <w:tblW w:type="auto" w:w="0"/>
+        <w:tblLook w:firstColumn="1" w:firstRow="1" w:lastColumn="0" w:lastRow="0" w:noHBand="0" w:noVBand="1" w:val="04A0"/>
+      </w:tblPr>
+      <w:tblGrid>
+        <w:gridCol w:w="2880"/>
+        <w:gridCol w:w="2880"/>
+        <w:gridCol w:w="2880"/>
+      </w:tblGrid>
+      <w:tr>
+        <w:tc>
+          <w:tcPr>
+            <w:tcW w:type="dxa" w:w="2880"/>
+          </w:tcPr>
+          <w:p>
+            <w:r/>
+            <w:r>
+              <w:rPr>
+                <w:b/>
+              </w:rPr>
+              <w:t>Field</w:t>
+            </w:r>
+          </w:p>
+        </w:tc>
+        <w:tc>
+          <w:tcPr>
+            <w:tcW w:type="dxa" w:w="2880"/>
+          </w:tcPr>
+          <w:p>
+            <w:r/>
+            <w:r>
+              <w:rPr>
+                <w:b/>
+              </w:rPr>
+              <w:t>Type</w:t>
+            </w:r>
+          </w:p>
+        </w:tc>
+        <w:tc>
+          <w:tcPr>
+            <w:tcW w:type="dxa" w:w="2880"/>
+          </w:tcPr>
+          <w:p>
+            <w:r/>
+            <w:r>
+              <w:rPr>
+                <w:b/>
+              </w:rPr>
+              <w:t>Description / Constraint</w:t>
+            </w:r>
+          </w:p>
+        </w:tc>
+      </w:tr>
+      <w:tr>
+        <w:tc>
+          <w:tcPr>
+            <w:tcW w:type="dxa" w:w="2880"/>
+          </w:tcPr>
+          <w:p>
+            <w:r/>
+            <w:r>
+              <w:t>username</w:t>
+            </w:r>
+          </w:p>
+        </w:tc>
+        <w:tc>
+          <w:tcPr>
+            <w:tcW w:type="dxa" w:w="2880"/>
+          </w:tcPr>
+          <w:p>
+            <w:r/>
+            <w:r>
+              <w:t>VARCHAR(150), PK</w:t>
+            </w:r>
+          </w:p>
+        </w:tc>
+        <w:tc>
+          <w:tcPr>
+            <w:tcW w:type="dxa" w:w="2880"/>
+          </w:tcPr>
+          <w:p>
+            <w:r/>
+            <w:r>
+              <w:t>Unique login name (extends AbstractUser)</w:t>
+            </w:r>
+          </w:p>
+        </w:tc>
+      </w:tr>
+      <w:tr>
+        <w:tc>
+          <w:tcPr>
+            <w:tcW w:type="dxa" w:w="2880"/>
+          </w:tcPr>
+          <w:p>
+            <w:r/>
+            <w:r>
+              <w:t>password</w:t>
+            </w:r>
+          </w:p>
+        </w:tc>
+        <w:tc>
+          <w:tcPr>
+            <w:tcW w:type="dxa" w:w="2880"/>
+          </w:tcPr>
+          <w:p>
+            <w:r/>
+            <w:r>
+              <w:t>VARCHAR</w:t>
+            </w:r>
+          </w:p>
+        </w:tc>
+        <w:tc>
+          <w:tcPr>
+            <w:tcW w:type="dxa" w:w="2880"/>
+          </w:tcPr>
+          <w:p>
+            <w:r/>
+            <w:r>
+              <w:t>Hashed via Django password hashers</w:t>
+            </w:r>
+          </w:p>
+        </w:tc>
+      </w:tr>
+      <w:tr>
+        <w:tc>
+          <w:tcPr>
+            <w:tcW w:type="dxa" w:w="2880"/>
+          </w:tcPr>
+          <w:p>
+            <w:r/>
+            <w:r>
+              <w:t>first_name / last_name</w:t>
+            </w:r>
+          </w:p>
+        </w:tc>
+        <w:tc>
+          <w:tcPr>
+            <w:tcW w:type="dxa" w:w="2880"/>
+          </w:tcPr>
+          <w:p>
+            <w:r/>
+            <w:r>
+              <w:t>VARCHAR</w:t>
+            </w:r>
+          </w:p>
+        </w:tc>
+        <w:tc>
+          <w:tcPr>
+            <w:tcW w:type="dxa" w:w="2880"/>
+          </w:tcPr>
+          <w:p>
+            <w:r/>
+            <w:r>
+              <w:t>Display name</w:t>
+            </w:r>
+          </w:p>
+        </w:tc>
+      </w:tr>
+      <w:tr>
+        <w:tc>
+          <w:tcPr>
+            <w:tcW w:type="dxa" w:w="2880"/>
+          </w:tcPr>
+          <w:p>
+            <w:r/>
+            <w:r>
+              <w:t>email</w:t>
+            </w:r>
+          </w:p>
+        </w:tc>
+        <w:tc>
+          <w:tcPr>
+            <w:tcW w:type="dxa" w:w="2880"/>
+          </w:tcPr>
+          <w:p>
+            <w:r/>
+            <w:r>
+              <w:t>VARCHAR</w:t>
+            </w:r>
+          </w:p>
+        </w:tc>
+        <w:tc>
+          <w:tcPr>
+            <w:tcW w:type="dxa" w:w="2880"/>
+          </w:tcPr>
+          <w:p>
+            <w:r/>
+            <w:r>
+              <w:t>Used for email notifications</w:t>
+            </w:r>
+          </w:p>
+        </w:tc>
+      </w:tr>
+      <w:tr>
+        <w:tc>
+          <w:tcPr>
+            <w:tcW w:type="dxa" w:w="2880"/>
+          </w:tcPr>
+          <w:p>
+            <w:r/>
+            <w:r>
+              <w:t>role</w:t>
+            </w:r>
+          </w:p>
+        </w:tc>
+        <w:tc>
+          <w:tcPr>
+            <w:tcW w:type="dxa" w:w="2880"/>
+          </w:tcPr>
+          <w:p>
+            <w:r/>
+            <w:r>
+              <w:t>ENUM</w:t>
+            </w:r>
+          </w:p>
+        </w:tc>
+        <w:tc>
+          <w:tcPr>
+            <w:tcW w:type="dxa" w:w="2880"/>
+          </w:tcPr>
+          <w:p>
+            <w:r/>
+            <w:r>
+              <w:t>ADMIN | DOCTOR | RECEPTIONIST | PATIENT</w:t>
+            </w:r>
+          </w:p>
+        </w:tc>
+      </w:tr>
+      <w:tr>
+        <w:tc>
+          <w:tcPr>
+            <w:tcW w:type="dxa" w:w="2880"/>
+          </w:tcPr>
+          <w:p>
+            <w:r/>
+            <w:r>
+              <w:t>patient_id</w:t>
+            </w:r>
+          </w:p>
+        </w:tc>
+        <w:tc>
+          <w:tcPr>
+            <w:tcW w:type="dxa" w:w="2880"/>
+          </w:tcPr>
+          <w:p>
+            <w:r/>
+            <w:r>
+              <w:t>VARCHAR(12), UNIQUE</w:t>
+            </w:r>
+          </w:p>
+        </w:tc>
+        <w:tc>
+          <w:tcPr>
+            <w:tcW w:type="dxa" w:w="2880"/>
+          </w:tcPr>
+          <w:p>
+            <w:r/>
+            <w:r>
+              <w:t>Auto-generated MQ-000001 (patients only)</w:t>
+            </w:r>
+          </w:p>
+        </w:tc>
+      </w:tr>
+      <w:tr>
+        <w:tc>
+          <w:tcPr>
+            <w:tcW w:type="dxa" w:w="2880"/>
+          </w:tcPr>
+          <w:p>
+            <w:r/>
+            <w:r>
+              <w:t>phone</w:t>
+            </w:r>
+          </w:p>
+        </w:tc>
+        <w:tc>
+          <w:tcPr>
+            <w:tcW w:type="dxa" w:w="2880"/>
+          </w:tcPr>
+          <w:p>
+            <w:r/>
+            <w:r>
+              <w:t>VARCHAR(15), NULL</w:t>
+            </w:r>
+          </w:p>
+        </w:tc>
+        <w:tc>
+          <w:tcPr>
+            <w:tcW w:type="dxa" w:w="2880"/>
+          </w:tcPr>
+          <w:p>
+            <w:r/>
+            <w:r>
+              <w:t>Contact number / SMS</w:t>
+            </w:r>
+          </w:p>
+        </w:tc>
+      </w:tr>
+      <w:tr>
+        <w:tc>
+          <w:tcPr>
+            <w:tcW w:type="dxa" w:w="2880"/>
+          </w:tcPr>
+          <w:p>
+            <w:r/>
+            <w:r>
+              <w:t>gender</w:t>
+            </w:r>
+          </w:p>
+        </w:tc>
+        <w:tc>
+          <w:tcPr>
+            <w:tcW w:type="dxa" w:w="2880"/>
+          </w:tcPr>
+          <w:p>
+            <w:r/>
+            <w:r>
+              <w:t>ENUM, NULL</w:t>
+            </w:r>
+          </w:p>
+        </w:tc>
+        <w:tc>
+          <w:tcPr>
+            <w:tcW w:type="dxa" w:w="2880"/>
+          </w:tcPr>
+          <w:p>
+            <w:r/>
+            <w:r>
+              <w:t>MALE | FEMALE | OTHER</w:t>
+            </w:r>
+          </w:p>
+        </w:tc>
+      </w:tr>
+      <w:tr>
+        <w:tc>
+          <w:tcPr>
+            <w:tcW w:type="dxa" w:w="2880"/>
+          </w:tcPr>
+          <w:p>
+            <w:r/>
+            <w:r>
+              <w:t>date_of_birth</w:t>
+            </w:r>
+          </w:p>
+        </w:tc>
+        <w:tc>
+          <w:tcPr>
+            <w:tcW w:type="dxa" w:w="2880"/>
+          </w:tcPr>
+          <w:p>
+            <w:r/>
+            <w:r>
+              <w:t>DATE, NULL</w:t>
+            </w:r>
+          </w:p>
+        </w:tc>
+        <w:tc>
+          <w:tcPr>
+            <w:tcW w:type="dxa" w:w="2880"/>
+          </w:tcPr>
+          <w:p>
+            <w:r/>
+            <w:r>
+              <w:t>Used to compute age</w:t>
+            </w:r>
+          </w:p>
+        </w:tc>
+      </w:tr>
+      <w:tr>
+        <w:tc>
+          <w:tcPr>
+            <w:tcW w:type="dxa" w:w="2880"/>
+          </w:tcPr>
+          <w:p>
+            <w:r/>
+            <w:r>
+              <w:t>address</w:t>
+            </w:r>
+          </w:p>
+        </w:tc>
+        <w:tc>
+          <w:tcPr>
+            <w:tcW w:type="dxa" w:w="2880"/>
+          </w:tcPr>
+          <w:p>
+            <w:r/>
+            <w:r>
+              <w:t>TEXT, NULL</w:t>
+            </w:r>
+          </w:p>
+        </w:tc>
+        <w:tc>
+          <w:tcPr>
+            <w:tcW w:type="dxa" w:w="2880"/>
+          </w:tcPr>
+          <w:p>
+            <w:r/>
+            <w:r>
+              <w:t>Postal address</w:t>
+            </w:r>
+          </w:p>
+        </w:tc>
+      </w:tr>
+      <w:tr>
+        <w:tc>
+          <w:tcPr>
+            <w:tcW w:type="dxa" w:w="2880"/>
+          </w:tcPr>
+          <w:p>
+            <w:r/>
+            <w:r>
+              <w:t>specialization</w:t>
+            </w:r>
+          </w:p>
+        </w:tc>
+        <w:tc>
+          <w:tcPr>
+            <w:tcW w:type="dxa" w:w="2880"/>
+          </w:tcPr>
+          <w:p>
+            <w:r/>
+            <w:r>
+              <w:t>VARCHAR(200), NULL</w:t>
+            </w:r>
+          </w:p>
+        </w:tc>
+        <w:tc>
+          <w:tcPr>
+            <w:tcW w:type="dxa" w:w="2880"/>
+          </w:tcPr>
+          <w:p>
+            <w:r/>
+            <w:r>
+              <w:t>Doctor specialty (e.g. Gynaecology)</w:t>
+            </w:r>
+          </w:p>
+        </w:tc>
+      </w:tr>
+      <w:tr>
+        <w:tc>
+          <w:tcPr>
+            <w:tcW w:type="dxa" w:w="2880"/>
+          </w:tcPr>
+          <w:p>
+            <w:r/>
+            <w:r>
+              <w:t>consultation_fee</w:t>
+            </w:r>
+          </w:p>
+        </w:tc>
+        <w:tc>
+          <w:tcPr>
+            <w:tcW w:type="dxa" w:w="2880"/>
+          </w:tcPr>
+          <w:p>
+            <w:r/>
+            <w:r>
+              <w:t>DECIMAL(10,2)</w:t>
+            </w:r>
+          </w:p>
+        </w:tc>
+        <w:tc>
+          <w:tcPr>
+            <w:tcW w:type="dxa" w:w="2880"/>
+          </w:tcPr>
+          <w:p>
+            <w:r/>
+            <w:r>
+              <w:t>Default 500.00</w:t>
+            </w:r>
+          </w:p>
+        </w:tc>
+      </w:tr>
+      <w:tr>
+        <w:tc>
+          <w:tcPr>
+            <w:tcW w:type="dxa" w:w="2880"/>
+          </w:tcPr>
+          <w:p>
+            <w:r/>
+            <w:r>
+              <w:t>profile_photo</w:t>
+            </w:r>
+          </w:p>
+        </w:tc>
+        <w:tc>
+          <w:tcPr>
+            <w:tcW w:type="dxa" w:w="2880"/>
+          </w:tcPr>
+          <w:p>
+            <w:r/>
+            <w:r>
+              <w:t>IMAGE, NULL</w:t>
+            </w:r>
+          </w:p>
+        </w:tc>
+        <w:tc>
+          <w:tcPr>
+            <w:tcW w:type="dxa" w:w="2880"/>
+          </w:tcPr>
+          <w:p>
+            <w:r/>
+            <w:r>
+              <w:t>Uploaded via Pillow</w:t>
+            </w:r>
+          </w:p>
+        </w:tc>
+      </w:tr>
+      <w:tr>
+        <w:tc>
+          <w:tcPr>
+            <w:tcW w:type="dxa" w:w="2880"/>
+          </w:tcPr>
+          <w:p>
+            <w:r/>
+            <w:r>
+              <w:t>is_staff / is_superuser</w:t>
+            </w:r>
+          </w:p>
+        </w:tc>
+        <w:tc>
+          <w:tcPr>
+            <w:tcW w:type="dxa" w:w="2880"/>
+          </w:tcPr>
+          <w:p>
+            <w:r/>
+            <w:r>
+              <w:t>BOOLEAN</w:t>
+            </w:r>
+          </w:p>
+        </w:tc>
+        <w:tc>
+          <w:tcPr>
+            <w:tcW w:type="dxa" w:w="2880"/>
+          </w:tcPr>
+          <w:p>
+            <w:r/>
+            <w:r>
+              <w:t>Admin privilege flags</w:t>
+            </w:r>
+          </w:p>
+        </w:tc>
+      </w:tr>
+    </w:tbl>
+    <w:p>
+      <w:pPr/>
+    </w:p>
+    <w:p>
+      <w:pPr>
+        <w:pStyle w:val="Heading4"/>
+      </w:pPr>
+      <w:r>
+        <w:t>Table: accounts_notificationpreference (per-user prefs)</w:t>
+      </w:r>
+    </w:p>
+    <w:tbl>
+      <w:tblPr>
+        <w:tblStyle w:val="TableGrid"/>
+        <w:tblW w:type="auto" w:w="0"/>
+        <w:tblLook w:firstColumn="1" w:firstRow="1" w:lastColumn="0" w:lastRow="0" w:noHBand="0" w:noVBand="1" w:val="04A0"/>
+      </w:tblPr>
+      <w:tblGrid>
+        <w:gridCol w:w="2880"/>
+        <w:gridCol w:w="2880"/>
+        <w:gridCol w:w="2880"/>
+      </w:tblGrid>
+      <w:tr>
+        <w:tc>
+          <w:tcPr>
+            <w:tcW w:type="dxa" w:w="2880"/>
+          </w:tcPr>
+          <w:p>
+            <w:r/>
+            <w:r>
+              <w:rPr>
+                <w:b/>
+              </w:rPr>
+              <w:t>Field</w:t>
+            </w:r>
+          </w:p>
+        </w:tc>
+        <w:tc>
+          <w:tcPr>
+            <w:tcW w:type="dxa" w:w="2880"/>
+          </w:tcPr>
+          <w:p>
+            <w:r/>
+            <w:r>
+              <w:rPr>
+                <w:b/>
+              </w:rPr>
+              <w:t>Type</w:t>
+            </w:r>
+          </w:p>
+        </w:tc>
+        <w:tc>
+          <w:tcPr>
+            <w:tcW w:type="dxa" w:w="2880"/>
+          </w:tcPr>
+          <w:p>
+            <w:r/>
+            <w:r>
+              <w:rPr>
+                <w:b/>
+              </w:rPr>
+              <w:t>Description</w:t>
+            </w:r>
+          </w:p>
+        </w:tc>
+      </w:tr>
+      <w:tr>
+        <w:tc>
+          <w:tcPr>
+            <w:tcW w:type="dxa" w:w="2880"/>
+          </w:tcPr>
+          <w:p>
+            <w:r/>
+            <w:r>
+              <w:t>user</w:t>
+            </w:r>
+          </w:p>
+        </w:tc>
+        <w:tc>
+          <w:tcPr>
+            <w:tcW w:type="dxa" w:w="2880"/>
+          </w:tcPr>
+          <w:p>
+            <w:r/>
+            <w:r>
+              <w:t>OneToOne -&gt; User</w:t>
+            </w:r>
+          </w:p>
+        </w:tc>
+        <w:tc>
+          <w:tcPr>
+            <w:tcW w:type="dxa" w:w="2880"/>
+          </w:tcPr>
+          <w:p>
+            <w:r/>
+            <w:r>
+              <w:t>Owning user</w:t>
+            </w:r>
+          </w:p>
+        </w:tc>
+      </w:tr>
+      <w:tr>
+        <w:tc>
+          <w:tcPr>
+            <w:tcW w:type="dxa" w:w="2880"/>
+          </w:tcPr>
+          <w:p>
+            <w:r/>
+            <w:r>
+              <w:t>email_enabled</w:t>
+            </w:r>
+          </w:p>
+        </w:tc>
+        <w:tc>
+          <w:tcPr>
+            <w:tcW w:type="dxa" w:w="2880"/>
+          </w:tcPr>
+          <w:p>
+            <w:r/>
+            <w:r>
+              <w:t>BOOLEAN</w:t>
+            </w:r>
+          </w:p>
+        </w:tc>
+        <w:tc>
+          <w:tcPr>
+            <w:tcW w:type="dxa" w:w="2880"/>
+          </w:tcPr>
+          <w:p>
+            <w:r/>
+            <w:r>
+              <w:t>Default True</w:t>
+            </w:r>
+          </w:p>
+        </w:tc>
+      </w:tr>
+      <w:tr>
+        <w:tc>
+          <w:tcPr>
+            <w:tcW w:type="dxa" w:w="2880"/>
+          </w:tcPr>
+          <w:p>
+            <w:r/>
+            <w:r>
+              <w:t>sms_enabled</w:t>
+            </w:r>
+          </w:p>
+        </w:tc>
+        <w:tc>
+          <w:tcPr>
+            <w:tcW w:type="dxa" w:w="2880"/>
+          </w:tcPr>
+          <w:p>
+            <w:r/>
+            <w:r>
+              <w:t>BOOLEAN</w:t>
+            </w:r>
+          </w:p>
+        </w:tc>
+        <w:tc>
+          <w:tcPr>
+            <w:tcW w:type="dxa" w:w="2880"/>
+          </w:tcPr>
+          <w:p>
+            <w:r/>
+            <w:r>
+              <w:t>Default True</w:t>
+            </w:r>
+          </w:p>
+        </w:tc>
+      </w:tr>
+      <w:tr>
+        <w:tc>
+          <w:tcPr>
+            <w:tcW w:type="dxa" w:w="2880"/>
+          </w:tcPr>
+          <w:p>
+            <w:r/>
+            <w:r>
+              <w:t>appointment_reminders</w:t>
+            </w:r>
+          </w:p>
+        </w:tc>
+        <w:tc>
+          <w:tcPr>
+            <w:tcW w:type="dxa" w:w="2880"/>
+          </w:tcPr>
+          <w:p>
+            <w:r/>
+            <w:r>
+              <w:t>BOOLEAN</w:t>
+            </w:r>
+          </w:p>
+        </w:tc>
+        <w:tc>
+          <w:tcPr>
+            <w:tcW w:type="dxa" w:w="2880"/>
+          </w:tcPr>
+          <w:p>
+            <w:r/>
+            <w:r>
+              <w:t>Default True</w:t>
+            </w:r>
+          </w:p>
+        </w:tc>
+      </w:tr>
+      <w:tr>
+        <w:tc>
+          <w:tcPr>
+            <w:tcW w:type="dxa" w:w="2880"/>
+          </w:tcPr>
+          <w:p>
+            <w:r/>
+            <w:r>
+              <w:t>queue_notifications</w:t>
+            </w:r>
+          </w:p>
+        </w:tc>
+        <w:tc>
+          <w:tcPr>
+            <w:tcW w:type="dxa" w:w="2880"/>
+          </w:tcPr>
+          <w:p>
+            <w:r/>
+            <w:r>
+              <w:t>BOOLEAN</w:t>
+            </w:r>
+          </w:p>
+        </w:tc>
+        <w:tc>
+          <w:tcPr>
+            <w:tcW w:type="dxa" w:w="2880"/>
+          </w:tcPr>
+          <w:p>
+            <w:r/>
+            <w:r>
+              <w:t>Default True</w:t>
+            </w:r>
+          </w:p>
+        </w:tc>
+      </w:tr>
+      <w:tr>
+        <w:tc>
+          <w:tcPr>
+            <w:tcW w:type="dxa" w:w="2880"/>
+          </w:tcPr>
+          <w:p>
+            <w:r/>
+            <w:r>
+              <w:t>lab_results</w:t>
+            </w:r>
+          </w:p>
+        </w:tc>
+        <w:tc>
+          <w:tcPr>
+            <w:tcW w:type="dxa" w:w="2880"/>
+          </w:tcPr>
+          <w:p>
+            <w:r/>
+            <w:r>
+              <w:t>BOOLEAN</w:t>
+            </w:r>
+          </w:p>
+        </w:tc>
+        <w:tc>
+          <w:tcPr>
+            <w:tcW w:type="dxa" w:w="2880"/>
+          </w:tcPr>
+          <w:p>
+            <w:r/>
+            <w:r>
+              <w:t>Default True</w:t>
+            </w:r>
+          </w:p>
+        </w:tc>
+      </w:tr>
+      <w:tr>
+        <w:tc>
+          <w:tcPr>
+            <w:tcW w:type="dxa" w:w="2880"/>
+          </w:tcPr>
+          <w:p>
+            <w:r/>
+            <w:r>
+              <w:t>follow_up_reminders</w:t>
+            </w:r>
+          </w:p>
+        </w:tc>
+        <w:tc>
+          <w:tcPr>
+            <w:tcW w:type="dxa" w:w="2880"/>
+          </w:tcPr>
+          <w:p>
+            <w:r/>
+            <w:r>
+              <w:t>BOOLEAN</w:t>
+            </w:r>
+          </w:p>
+        </w:tc>
+        <w:tc>
+          <w:tcPr>
+            <w:tcW w:type="dxa" w:w="2880"/>
+          </w:tcPr>
+          <w:p>
+            <w:r/>
+            <w:r>
+              <w:t>Default True</w:t>
+            </w:r>
+          </w:p>
+        </w:tc>
+      </w:tr>
+      <w:tr>
+        <w:tc>
+          <w:tcPr>
+            <w:tcW w:type="dxa" w:w="2880"/>
+          </w:tcPr>
+          <w:p>
+            <w:r/>
+            <w:r>
+              <w:t>payment_notifications</w:t>
+            </w:r>
+          </w:p>
+        </w:tc>
+        <w:tc>
+          <w:tcPr>
+            <w:tcW w:type="dxa" w:w="2880"/>
+          </w:tcPr>
+          <w:p>
+            <w:r/>
+            <w:r>
+              <w:t>BOOLEAN</w:t>
+            </w:r>
+          </w:p>
+        </w:tc>
+        <w:tc>
+          <w:tcPr>
+            <w:tcW w:type="dxa" w:w="2880"/>
+          </w:tcPr>
+          <w:p>
+            <w:r/>
+            <w:r>
+              <w:t>Default True</w:t>
+            </w:r>
+          </w:p>
+        </w:tc>
+      </w:tr>
+      <w:tr>
+        <w:tc>
+          <w:tcPr>
+            <w:tcW w:type="dxa" w:w="2880"/>
+          </w:tcPr>
+          <w:p>
+            <w:r/>
+            <w:r>
+              <w:t>general_notifications</w:t>
+            </w:r>
+          </w:p>
+        </w:tc>
+        <w:tc>
+          <w:tcPr>
+            <w:tcW w:type="dxa" w:w="2880"/>
+          </w:tcPr>
+          <w:p>
+            <w:r/>
+            <w:r>
+              <w:t>BOOLEAN</w:t>
+            </w:r>
+          </w:p>
+        </w:tc>
+        <w:tc>
+          <w:tcPr>
+            <w:tcW w:type="dxa" w:w="2880"/>
+          </w:tcPr>
+          <w:p>
+            <w:r/>
+            <w:r>
+              <w:t>Default True</w:t>
+            </w:r>
+          </w:p>
+        </w:tc>
+      </w:tr>
+      <w:tr>
+        <w:tc>
+          <w:tcPr>
+            <w:tcW w:type="dxa" w:w="2880"/>
+          </w:tcPr>
+          <w:p>
+            <w:r/>
+            <w:r>
+              <w:t>updated_at</w:t>
+            </w:r>
+          </w:p>
+        </w:tc>
+        <w:tc>
+          <w:tcPr>
+            <w:tcW w:type="dxa" w:w="2880"/>
+          </w:tcPr>
+          <w:p>
+            <w:r/>
+            <w:r>
+              <w:t>DATETIME</w:t>
+            </w:r>
+          </w:p>
+        </w:tc>
+        <w:tc>
+          <w:tcPr>
+            <w:tcW w:type="dxa" w:w="2880"/>
+          </w:tcPr>
+          <w:p>
+            <w:r/>
+            <w:r>
+              <w:t>Auto on update</w:t>
+            </w:r>
+          </w:p>
+        </w:tc>
+      </w:tr>
+    </w:tbl>
+    <w:p>
+      <w:pPr/>
+    </w:p>
+    <w:p>
+      <w:pPr>
+        <w:pStyle w:val="Heading4"/>
+      </w:pPr>
+      <w:r>
+        <w:t>Table: clinic_doctorschedule (weekly availability)</w:t>
+      </w:r>
+    </w:p>
+    <w:tbl>
+      <w:tblPr>
+        <w:tblStyle w:val="TableGrid"/>
+        <w:tblW w:type="auto" w:w="0"/>
+        <w:tblLook w:firstColumn="1" w:firstRow="1" w:lastColumn="0" w:lastRow="0" w:noHBand="0" w:noVBand="1" w:val="04A0"/>
+      </w:tblPr>
+      <w:tblGrid>
+        <w:gridCol w:w="2880"/>
+        <w:gridCol w:w="2880"/>
+        <w:gridCol w:w="2880"/>
+      </w:tblGrid>
+      <w:tr>
+        <w:tc>
+          <w:tcPr>
+            <w:tcW w:type="dxa" w:w="2880"/>
+          </w:tcPr>
+          <w:p>
+            <w:r/>
+            <w:r>
+              <w:rPr>
+                <w:b/>
+              </w:rPr>
+              <w:t>Field</w:t>
+            </w:r>
+          </w:p>
+        </w:tc>
+        <w:tc>
+          <w:tcPr>
+            <w:tcW w:type="dxa" w:w="2880"/>
+          </w:tcPr>
+          <w:p>
+            <w:r/>
+            <w:r>
+              <w:rPr>
+                <w:b/>
+              </w:rPr>
+              <w:t>Type</w:t>
+            </w:r>
+          </w:p>
+        </w:tc>
+        <w:tc>
+          <w:tcPr>
+            <w:tcW w:type="dxa" w:w="2880"/>
+          </w:tcPr>
+          <w:p>
+            <w:r/>
+            <w:r>
+              <w:rPr>
+                <w:b/>
+              </w:rPr>
+              <w:t>Description</w:t>
+            </w:r>
+          </w:p>
+        </w:tc>
+      </w:tr>
+      <w:tr>
+        <w:tc>
+          <w:tcPr>
+            <w:tcW w:type="dxa" w:w="2880"/>
+          </w:tcPr>
+          <w:p>
+            <w:r/>
+            <w:r>
+              <w:t>doctor</w:t>
+            </w:r>
+          </w:p>
+        </w:tc>
+        <w:tc>
+          <w:tcPr>
+            <w:tcW w:type="dxa" w:w="2880"/>
+          </w:tcPr>
+          <w:p>
+            <w:r/>
+            <w:r>
+              <w:t>FK -&gt; User</w:t>
+            </w:r>
+          </w:p>
+        </w:tc>
+        <w:tc>
+          <w:tcPr>
+            <w:tcW w:type="dxa" w:w="2880"/>
+          </w:tcPr>
+          <w:p>
+            <w:r/>
+            <w:r>
+              <w:t>Owning doctor</w:t>
+            </w:r>
+          </w:p>
+        </w:tc>
+      </w:tr>
+      <w:tr>
+        <w:tc>
+          <w:tcPr>
+            <w:tcW w:type="dxa" w:w="2880"/>
+          </w:tcPr>
+          <w:p>
+            <w:r/>
+            <w:r>
+              <w:t>day_of_week</w:t>
+            </w:r>
+          </w:p>
+        </w:tc>
+        <w:tc>
+          <w:tcPr>
+            <w:tcW w:type="dxa" w:w="2880"/>
+          </w:tcPr>
+          <w:p>
+            <w:r/>
+            <w:r>
+              <w:t>INTEGER</w:t>
+            </w:r>
+          </w:p>
+        </w:tc>
+        <w:tc>
+          <w:tcPr>
+            <w:tcW w:type="dxa" w:w="2880"/>
+          </w:tcPr>
+          <w:p>
+            <w:r/>
+            <w:r>
+              <w:t>0=Mon ... 6=Sun</w:t>
+            </w:r>
+          </w:p>
+        </w:tc>
+      </w:tr>
+      <w:tr>
+        <w:tc>
+          <w:tcPr>
+            <w:tcW w:type="dxa" w:w="2880"/>
+          </w:tcPr>
+          <w:p>
+            <w:r/>
+            <w:r>
+              <w:t>start_time</w:t>
+            </w:r>
+          </w:p>
+        </w:tc>
+        <w:tc>
+          <w:tcPr>
+            <w:tcW w:type="dxa" w:w="2880"/>
+          </w:tcPr>
+          <w:p>
+            <w:r/>
+            <w:r>
+              <w:t>TIME</w:t>
+            </w:r>
+          </w:p>
+        </w:tc>
+        <w:tc>
+          <w:tcPr>
+            <w:tcW w:type="dxa" w:w="2880"/>
+          </w:tcPr>
+          <w:p>
+            <w:r/>
+            <w:r>
+              <w:t>Shift start</w:t>
+            </w:r>
+          </w:p>
+        </w:tc>
+      </w:tr>
+      <w:tr>
+        <w:tc>
+          <w:tcPr>
+            <w:tcW w:type="dxa" w:w="2880"/>
+          </w:tcPr>
+          <w:p>
+            <w:r/>
+            <w:r>
+              <w:t>end_time</w:t>
+            </w:r>
+          </w:p>
+        </w:tc>
+        <w:tc>
+          <w:tcPr>
+            <w:tcW w:type="dxa" w:w="2880"/>
+          </w:tcPr>
+          <w:p>
+            <w:r/>
+            <w:r>
+              <w:t>TIME</w:t>
+            </w:r>
+          </w:p>
+        </w:tc>
+        <w:tc>
+          <w:tcPr>
+            <w:tcW w:type="dxa" w:w="2880"/>
+          </w:tcPr>
+          <w:p>
+            <w:r/>
+            <w:r>
+              <w:t>Shift end</w:t>
+            </w:r>
+          </w:p>
+        </w:tc>
+      </w:tr>
+      <w:tr>
+        <w:tc>
+          <w:tcPr>
+            <w:tcW w:type="dxa" w:w="2880"/>
+          </w:tcPr>
+          <w:p>
+            <w:r/>
+            <w:r>
+              <w:t>is_available</w:t>
+            </w:r>
+          </w:p>
+        </w:tc>
+        <w:tc>
+          <w:tcPr>
+            <w:tcW w:type="dxa" w:w="2880"/>
+          </w:tcPr>
+          <w:p>
+            <w:r/>
+            <w:r>
+              <w:t>BOOLEAN</w:t>
+            </w:r>
+          </w:p>
+        </w:tc>
+        <w:tc>
+          <w:tcPr>
+            <w:tcW w:type="dxa" w:w="2880"/>
+          </w:tcPr>
+          <w:p>
+            <w:r/>
+            <w:r>
+              <w:t>Default True</w:t>
+            </w:r>
+          </w:p>
+        </w:tc>
+      </w:tr>
+      <w:tr>
+        <w:tc>
+          <w:tcPr>
+            <w:tcW w:type="dxa" w:w="2880"/>
+          </w:tcPr>
+          <w:p>
+            <w:r/>
+            <w:r>
+              <w:t>(doctor, day_of_week)</w:t>
+            </w:r>
+          </w:p>
+        </w:tc>
+        <w:tc>
+          <w:tcPr>
+            <w:tcW w:type="dxa" w:w="2880"/>
+          </w:tcPr>
+          <w:p>
+            <w:r/>
+            <w:r>
+              <w:t>UNIQUE</w:t>
+            </w:r>
+          </w:p>
+        </w:tc>
+        <w:tc>
+          <w:tcPr>
+            <w:tcW w:type="dxa" w:w="2880"/>
+          </w:tcPr>
+          <w:p>
+            <w:r/>
+            <w:r>
+              <w:t>One schedule per day</w:t>
+            </w:r>
+          </w:p>
+        </w:tc>
+      </w:tr>
+    </w:tbl>
+    <w:p>
+      <w:pPr/>
+    </w:p>
+    <w:p>
+      <w:pPr>
+        <w:pStyle w:val="Heading4"/>
+      </w:pPr>
+      <w:r>
+        <w:t>Table: clinic_appointment</w:t>
+      </w:r>
+    </w:p>
+    <w:tbl>
+      <w:tblPr>
+        <w:tblStyle w:val="TableGrid"/>
+        <w:tblW w:type="auto" w:w="0"/>
+        <w:tblLook w:firstColumn="1" w:firstRow="1" w:lastColumn="0" w:lastRow="0" w:noHBand="0" w:noVBand="1" w:val="04A0"/>
+      </w:tblPr>
+      <w:tblGrid>
+        <w:gridCol w:w="2880"/>
+        <w:gridCol w:w="2880"/>
+        <w:gridCol w:w="2880"/>
+      </w:tblGrid>
+      <w:tr>
+        <w:tc>
+          <w:tcPr>
+            <w:tcW w:type="dxa" w:w="2880"/>
+          </w:tcPr>
+          <w:p>
+            <w:r/>
+            <w:r>
+              <w:rPr>
+                <w:b/>
+              </w:rPr>
+              <w:t>Field</w:t>
+            </w:r>
+          </w:p>
+        </w:tc>
+        <w:tc>
+          <w:tcPr>
+            <w:tcW w:type="dxa" w:w="2880"/>
+          </w:tcPr>
+          <w:p>
+            <w:r/>
+            <w:r>
+              <w:rPr>
+                <w:b/>
+              </w:rPr>
+              <w:t>Type</w:t>
+            </w:r>
+          </w:p>
+        </w:tc>
+        <w:tc>
+          <w:tcPr>
+            <w:tcW w:type="dxa" w:w="2880"/>
+          </w:tcPr>
+          <w:p>
+            <w:r/>
+            <w:r>
+              <w:rPr>
+                <w:b/>
+              </w:rPr>
+              <w:t>Description</w:t>
+            </w:r>
+          </w:p>
+        </w:tc>
+      </w:tr>
+      <w:tr>
+        <w:tc>
+          <w:tcPr>
+            <w:tcW w:type="dxa" w:w="2880"/>
+          </w:tcPr>
+          <w:p>
+            <w:r/>
+            <w:r>
+              <w:t>patient</w:t>
+            </w:r>
+          </w:p>
+        </w:tc>
+        <w:tc>
+          <w:tcPr>
+            <w:tcW w:type="dxa" w:w="2880"/>
+          </w:tcPr>
+          <w:p>
+            <w:r/>
+            <w:r>
+              <w:t>FK -&gt; User</w:t>
+            </w:r>
+          </w:p>
+        </w:tc>
+        <w:tc>
+          <w:tcPr>
+            <w:tcW w:type="dxa" w:w="2880"/>
+          </w:tcPr>
+          <w:p>
+            <w:r/>
+            <w:r>
+              <w:t>Patient</w:t>
+            </w:r>
+          </w:p>
+        </w:tc>
+      </w:tr>
+      <w:tr>
+        <w:tc>
+          <w:tcPr>
+            <w:tcW w:type="dxa" w:w="2880"/>
+          </w:tcPr>
+          <w:p>
+            <w:r/>
+            <w:r>
+              <w:t>doctor</w:t>
+            </w:r>
+          </w:p>
+        </w:tc>
+        <w:tc>
+          <w:tcPr>
+            <w:tcW w:type="dxa" w:w="2880"/>
+          </w:tcPr>
+          <w:p>
+            <w:r/>
+            <w:r>
+              <w:t>FK -&gt; User</w:t>
+            </w:r>
+          </w:p>
+        </w:tc>
+        <w:tc>
+          <w:tcPr>
+            <w:tcW w:type="dxa" w:w="2880"/>
+          </w:tcPr>
+          <w:p>
+            <w:r/>
+            <w:r>
+              <w:t>Assigned doctor</w:t>
+            </w:r>
+          </w:p>
+        </w:tc>
+      </w:tr>
+      <w:tr>
+        <w:tc>
+          <w:tcPr>
+            <w:tcW w:type="dxa" w:w="2880"/>
+          </w:tcPr>
+          <w:p>
+            <w:r/>
+            <w:r>
+              <w:t>appointment_date</w:t>
+            </w:r>
+          </w:p>
+        </w:tc>
+        <w:tc>
+          <w:tcPr>
+            <w:tcW w:type="dxa" w:w="2880"/>
+          </w:tcPr>
+          <w:p>
+            <w:r/>
+            <w:r>
+              <w:t>DATE</w:t>
+            </w:r>
+          </w:p>
+        </w:tc>
+        <w:tc>
+          <w:tcPr>
+            <w:tcW w:type="dxa" w:w="2880"/>
+          </w:tcPr>
+          <w:p>
+            <w:r/>
+            <w:r>
+              <w:t>Booking date</w:t>
+            </w:r>
+          </w:p>
+        </w:tc>
+      </w:tr>
+      <w:tr>
+        <w:tc>
+          <w:tcPr>
+            <w:tcW w:type="dxa" w:w="2880"/>
+          </w:tcPr>
+          <w:p>
+            <w:r/>
+            <w:r>
+              <w:t>time_slot</w:t>
+            </w:r>
+          </w:p>
+        </w:tc>
+        <w:tc>
+          <w:tcPr>
+            <w:tcW w:type="dxa" w:w="2880"/>
+          </w:tcPr>
+          <w:p>
+            <w:r/>
+            <w:r>
+              <w:t>TIME</w:t>
+            </w:r>
+          </w:p>
+        </w:tc>
+        <w:tc>
+          <w:tcPr>
+            <w:tcW w:type="dxa" w:w="2880"/>
+          </w:tcPr>
+          <w:p>
+            <w:r/>
+            <w:r>
+              <w:t>Booked slot</w:t>
+            </w:r>
+          </w:p>
+        </w:tc>
+      </w:tr>
+      <w:tr>
+        <w:tc>
+          <w:tcPr>
+            <w:tcW w:type="dxa" w:w="2880"/>
+          </w:tcPr>
+          <w:p>
+            <w:r/>
+            <w:r>
+              <w:t>status</w:t>
+            </w:r>
+          </w:p>
+        </w:tc>
+        <w:tc>
+          <w:tcPr>
+            <w:tcW w:type="dxa" w:w="2880"/>
+          </w:tcPr>
+          <w:p>
+            <w:r/>
+            <w:r>
+              <w:t>ENUM</w:t>
+            </w:r>
+          </w:p>
+        </w:tc>
+        <w:tc>
+          <w:tcPr>
+            <w:tcW w:type="dxa" w:w="2880"/>
+          </w:tcPr>
+          <w:p>
+            <w:r/>
+            <w:r>
+              <w:t>PENDING|CONFIRMED|CANCELLED|COMPLETED|NO_SHOW</w:t>
+            </w:r>
+          </w:p>
+        </w:tc>
+      </w:tr>
+      <w:tr>
+        <w:tc>
+          <w:tcPr>
+            <w:tcW w:type="dxa" w:w="2880"/>
+          </w:tcPr>
+          <w:p>
+            <w:r/>
+            <w:r>
+              <w:t>reason</w:t>
+            </w:r>
+          </w:p>
+        </w:tc>
+        <w:tc>
+          <w:tcPr>
+            <w:tcW w:type="dxa" w:w="2880"/>
+          </w:tcPr>
+          <w:p>
+            <w:r/>
+            <w:r>
+              <w:t>TEXT</w:t>
+            </w:r>
+          </w:p>
+        </w:tc>
+        <w:tc>
+          <w:tcPr>
+            <w:tcW w:type="dxa" w:w="2880"/>
+          </w:tcPr>
+          <w:p>
+            <w:r/>
+            <w:r>
+              <w:t>Health concern</w:t>
+            </w:r>
+          </w:p>
+        </w:tc>
+      </w:tr>
+      <w:tr>
+        <w:tc>
+          <w:tcPr>
+            <w:tcW w:type="dxa" w:w="2880"/>
+          </w:tcPr>
+          <w:p>
+            <w:r/>
+            <w:r>
+              <w:t>created_at / updated_at</w:t>
+            </w:r>
+          </w:p>
+        </w:tc>
+        <w:tc>
+          <w:tcPr>
+            <w:tcW w:type="dxa" w:w="2880"/>
+          </w:tcPr>
+          <w:p>
+            <w:r/>
+            <w:r>
+              <w:t>DATETIME</w:t>
+            </w:r>
+          </w:p>
+        </w:tc>
+        <w:tc>
+          <w:tcPr>
+            <w:tcW w:type="dxa" w:w="2880"/>
+          </w:tcPr>
+          <w:p>
+            <w:r/>
+            <w:r>
+              <w:t>Timestamps</w:t>
+            </w:r>
+          </w:p>
+        </w:tc>
+      </w:tr>
+      <w:tr>
+        <w:tc>
+          <w:tcPr>
+            <w:tcW w:type="dxa" w:w="2880"/>
+          </w:tcPr>
+          <w:p>
+            <w:r/>
+            <w:r>
+              <w:t>(doctor, appointment_date, time_slot)</w:t>
+            </w:r>
+          </w:p>
+        </w:tc>
+        <w:tc>
+          <w:tcPr>
+            <w:tcW w:type="dxa" w:w="2880"/>
+          </w:tcPr>
+          <w:p>
+            <w:r/>
+            <w:r>
+              <w:t>UNIQUE</w:t>
+            </w:r>
+          </w:p>
+        </w:tc>
+        <w:tc>
+          <w:tcPr>
+            <w:tcW w:type="dxa" w:w="2880"/>
+          </w:tcPr>
+          <w:p>
+            <w:r/>
+            <w:r>
+              <w:t>No double-booking</w:t>
+            </w:r>
+          </w:p>
+        </w:tc>
+      </w:tr>
+    </w:tbl>
+    <w:p>
+      <w:pPr/>
+    </w:p>
+    <w:p>
+      <w:pPr>
+        <w:pStyle w:val="Heading4"/>
+      </w:pPr>
+      <w:r>
+        <w:t>Table: clinic_queuetoken</w:t>
+      </w:r>
+    </w:p>
+    <w:tbl>
+      <w:tblPr>
+        <w:tblStyle w:val="TableGrid"/>
+        <w:tblW w:type="auto" w:w="0"/>
+        <w:tblLook w:firstColumn="1" w:firstRow="1" w:lastColumn="0" w:lastRow="0" w:noHBand="0" w:noVBand="1" w:val="04A0"/>
+      </w:tblPr>
+      <w:tblGrid>
+        <w:gridCol w:w="2880"/>
+        <w:gridCol w:w="2880"/>
+        <w:gridCol w:w="2880"/>
+      </w:tblGrid>
+      <w:tr>
+        <w:tc>
+          <w:tcPr>
+            <w:tcW w:type="dxa" w:w="2880"/>
+          </w:tcPr>
+          <w:p>
+            <w:r/>
+            <w:r>
+              <w:rPr>
+                <w:b/>
+              </w:rPr>
+              <w:t>Field</w:t>
+            </w:r>
+          </w:p>
+        </w:tc>
+        <w:tc>
+          <w:tcPr>
+            <w:tcW w:type="dxa" w:w="2880"/>
+          </w:tcPr>
+          <w:p>
+            <w:r/>
+            <w:r>
+              <w:rPr>
+                <w:b/>
+              </w:rPr>
+              <w:t>Type</w:t>
+            </w:r>
+          </w:p>
+        </w:tc>
+        <w:tc>
+          <w:tcPr>
+            <w:tcW w:type="dxa" w:w="2880"/>
+          </w:tcPr>
+          <w:p>
+            <w:r/>
+            <w:r>
+              <w:rPr>
+                <w:b/>
+              </w:rPr>
+              <w:t>Description</w:t>
+            </w:r>
+          </w:p>
+        </w:tc>
+      </w:tr>
+      <w:tr>
+        <w:tc>
+          <w:tcPr>
+            <w:tcW w:type="dxa" w:w="2880"/>
+          </w:tcPr>
+          <w:p>
+            <w:r/>
+            <w:r>
+              <w:t>appointment</w:t>
+            </w:r>
+          </w:p>
+        </w:tc>
+        <w:tc>
+          <w:tcPr>
+            <w:tcW w:type="dxa" w:w="2880"/>
+          </w:tcPr>
+          <w:p>
+            <w:r/>
+            <w:r>
+              <w:t>OneToOne -&gt; Appointment</w:t>
+            </w:r>
+          </w:p>
+        </w:tc>
+        <w:tc>
+          <w:tcPr>
+            <w:tcW w:type="dxa" w:w="2880"/>
+          </w:tcPr>
+          <w:p>
+            <w:r/>
+            <w:r>
+              <w:t>Owning appointment</w:t>
+            </w:r>
+          </w:p>
+        </w:tc>
+      </w:tr>
+      <w:tr>
+        <w:tc>
+          <w:tcPr>
+            <w:tcW w:type="dxa" w:w="2880"/>
+          </w:tcPr>
+          <w:p>
+            <w:r/>
+            <w:r>
+              <w:t>token_number</w:t>
+            </w:r>
+          </w:p>
+        </w:tc>
+        <w:tc>
+          <w:tcPr>
+            <w:tcW w:type="dxa" w:w="2880"/>
+          </w:tcPr>
+          <w:p>
+            <w:r/>
+            <w:r>
+              <w:t>POSITIVE INT</w:t>
+            </w:r>
+          </w:p>
+        </w:tc>
+        <w:tc>
+          <w:tcPr>
+            <w:tcW w:type="dxa" w:w="2880"/>
+          </w:tcPr>
+          <w:p>
+            <w:r/>
+            <w:r>
+              <w:t>Display token</w:t>
+            </w:r>
+          </w:p>
+        </w:tc>
+      </w:tr>
+      <w:tr>
+        <w:tc>
+          <w:tcPr>
+            <w:tcW w:type="dxa" w:w="2880"/>
+          </w:tcPr>
+          <w:p>
+            <w:r/>
+            <w:r>
+              <w:t>estimated_wait_minutes</w:t>
+            </w:r>
+          </w:p>
+        </w:tc>
+        <w:tc>
+          <w:tcPr>
+            <w:tcW w:type="dxa" w:w="2880"/>
+          </w:tcPr>
+          <w:p>
+            <w:r/>
+            <w:r>
+              <w:t>POSITIVE INT</w:t>
+            </w:r>
+          </w:p>
+        </w:tc>
+        <w:tc>
+          <w:tcPr>
+            <w:tcW w:type="dxa" w:w="2880"/>
+          </w:tcPr>
+          <w:p>
+            <w:r/>
+            <w:r>
+              <w:t>Wait estimate</w:t>
+            </w:r>
+          </w:p>
+        </w:tc>
+      </w:tr>
+      <w:tr>
+        <w:tc>
+          <w:tcPr>
+            <w:tcW w:type="dxa" w:w="2880"/>
+          </w:tcPr>
+          <w:p>
+            <w:r/>
+            <w:r>
+              <w:t>is_active</w:t>
+            </w:r>
+          </w:p>
+        </w:tc>
+        <w:tc>
+          <w:tcPr>
+            <w:tcW w:type="dxa" w:w="2880"/>
+          </w:tcPr>
+          <w:p>
+            <w:r/>
+            <w:r>
+              <w:t>BOOLEAN</w:t>
+            </w:r>
+          </w:p>
+        </w:tc>
+        <w:tc>
+          <w:tcPr>
+            <w:tcW w:type="dxa" w:w="2880"/>
+          </w:tcPr>
+          <w:p>
+            <w:r/>
+            <w:r>
+              <w:t>Default True</w:t>
+            </w:r>
+          </w:p>
+        </w:tc>
+      </w:tr>
+    </w:tbl>
+    <w:p>
+      <w:pPr/>
+    </w:p>
+    <w:p>
+      <w:pPr>
+        <w:pStyle w:val="Heading4"/>
+      </w:pPr>
+      <w:r>
+        <w:t>Table: clinic_patienthistory (medical record)</w:t>
+      </w:r>
+    </w:p>
+    <w:tbl>
+      <w:tblPr>
+        <w:tblStyle w:val="TableGrid"/>
+        <w:tblW w:type="auto" w:w="0"/>
+        <w:tblLook w:firstColumn="1" w:firstRow="1" w:lastColumn="0" w:lastRow="0" w:noHBand="0" w:noVBand="1" w:val="04A0"/>
+      </w:tblPr>
+      <w:tblGrid>
+        <w:gridCol w:w="2880"/>
+        <w:gridCol w:w="2880"/>
+        <w:gridCol w:w="2880"/>
+      </w:tblGrid>
+      <w:tr>
+        <w:tc>
+          <w:tcPr>
+            <w:tcW w:type="dxa" w:w="2880"/>
+          </w:tcPr>
+          <w:p>
+            <w:r/>
+            <w:r>
+              <w:rPr>
+                <w:b/>
+              </w:rPr>
+              <w:t>Field</w:t>
+            </w:r>
+          </w:p>
+        </w:tc>
+        <w:tc>
+          <w:tcPr>
+            <w:tcW w:type="dxa" w:w="2880"/>
+          </w:tcPr>
+          <w:p>
+            <w:r/>
+            <w:r>
+              <w:rPr>
+                <w:b/>
+              </w:rPr>
+              <w:t>Type</w:t>
+            </w:r>
+          </w:p>
+        </w:tc>
+        <w:tc>
+          <w:tcPr>
+            <w:tcW w:type="dxa" w:w="2880"/>
+          </w:tcPr>
+          <w:p>
+            <w:r/>
+            <w:r>
+              <w:rPr>
+                <w:b/>
+              </w:rPr>
+              <w:t>Description</w:t>
+            </w:r>
+          </w:p>
+        </w:tc>
+      </w:tr>
+      <w:tr>
+        <w:tc>
+          <w:tcPr>
+            <w:tcW w:type="dxa" w:w="2880"/>
+          </w:tcPr>
+          <w:p>
+            <w:r/>
+            <w:r>
+              <w:t>patient</w:t>
+            </w:r>
+          </w:p>
+        </w:tc>
+        <w:tc>
+          <w:tcPr>
+            <w:tcW w:type="dxa" w:w="2880"/>
+          </w:tcPr>
+          <w:p>
+            <w:r/>
+            <w:r>
+              <w:t>FK -&gt; User</w:t>
+            </w:r>
+          </w:p>
+        </w:tc>
+        <w:tc>
+          <w:tcPr>
+            <w:tcW w:type="dxa" w:w="2880"/>
+          </w:tcPr>
+          <w:p>
+            <w:r/>
+            <w:r>
+              <w:t>Patient</w:t>
+            </w:r>
+          </w:p>
+        </w:tc>
+      </w:tr>
+      <w:tr>
+        <w:tc>
+          <w:tcPr>
+            <w:tcW w:type="dxa" w:w="2880"/>
+          </w:tcPr>
+          <w:p>
+            <w:r/>
+            <w:r>
+              <w:t>doctor</w:t>
+            </w:r>
+          </w:p>
+        </w:tc>
+        <w:tc>
+          <w:tcPr>
+            <w:tcW w:type="dxa" w:w="2880"/>
+          </w:tcPr>
+          <w:p>
+            <w:r/>
+            <w:r>
+              <w:t>FK -&gt; User, NULL</w:t>
+            </w:r>
+          </w:p>
+        </w:tc>
+        <w:tc>
+          <w:tcPr>
+            <w:tcW w:type="dxa" w:w="2880"/>
+          </w:tcPr>
+          <w:p>
+            <w:r/>
+            <w:r>
+              <w:t>Examining doctor</w:t>
+            </w:r>
+          </w:p>
+        </w:tc>
+      </w:tr>
+      <w:tr>
+        <w:tc>
+          <w:tcPr>
+            <w:tcW w:type="dxa" w:w="2880"/>
+          </w:tcPr>
+          <w:p>
+            <w:r/>
+            <w:r>
+              <w:t>appointment</w:t>
+            </w:r>
+          </w:p>
+        </w:tc>
+        <w:tc>
+          <w:tcPr>
+            <w:tcW w:type="dxa" w:w="2880"/>
+          </w:tcPr>
+          <w:p>
+            <w:r/>
+            <w:r>
+              <w:t>OneToOne -&gt; Appointment, NULL</w:t>
+            </w:r>
+          </w:p>
+        </w:tc>
+        <w:tc>
+          <w:tcPr>
+            <w:tcW w:type="dxa" w:w="2880"/>
+          </w:tcPr>
+          <w:p>
+            <w:r/>
+            <w:r>
+              <w:t>Source appointment</w:t>
+            </w:r>
+          </w:p>
+        </w:tc>
+      </w:tr>
+      <w:tr>
+        <w:tc>
+          <w:tcPr>
+            <w:tcW w:type="dxa" w:w="2880"/>
+          </w:tcPr>
+          <w:p>
+            <w:r/>
+            <w:r>
+              <w:t>visit_date</w:t>
+            </w:r>
+          </w:p>
+        </w:tc>
+        <w:tc>
+          <w:tcPr>
+            <w:tcW w:type="dxa" w:w="2880"/>
+          </w:tcPr>
+          <w:p>
+            <w:r/>
+            <w:r>
+              <w:t>DATE</w:t>
+            </w:r>
+          </w:p>
+        </w:tc>
+        <w:tc>
+          <w:tcPr>
+            <w:tcW w:type="dxa" w:w="2880"/>
+          </w:tcPr>
+          <w:p>
+            <w:r/>
+            <w:r>
+              <w:t>Auto on create</w:t>
+            </w:r>
+          </w:p>
+        </w:tc>
+      </w:tr>
+      <w:tr>
+        <w:tc>
+          <w:tcPr>
+            <w:tcW w:type="dxa" w:w="2880"/>
+          </w:tcPr>
+          <w:p>
+            <w:r/>
+            <w:r>
+              <w:t>blood_pressure / temperature / weight / pulse</w:t>
+            </w:r>
+          </w:p>
+        </w:tc>
+        <w:tc>
+          <w:tcPr>
+            <w:tcW w:type="dxa" w:w="2880"/>
+          </w:tcPr>
+          <w:p>
+            <w:r/>
+            <w:r>
+              <w:t>VARCHAR</w:t>
+            </w:r>
+          </w:p>
+        </w:tc>
+        <w:tc>
+          <w:tcPr>
+            <w:tcW w:type="dxa" w:w="2880"/>
+          </w:tcPr>
+          <w:p>
+            <w:r/>
+            <w:r>
+              <w:t>Vitals</w:t>
+            </w:r>
+          </w:p>
+        </w:tc>
+      </w:tr>
+      <w:tr>
+        <w:tc>
+          <w:tcPr>
+            <w:tcW w:type="dxa" w:w="2880"/>
+          </w:tcPr>
+          <w:p>
+            <w:r/>
+            <w:r>
+              <w:t>symptoms</w:t>
+            </w:r>
+          </w:p>
+        </w:tc>
+        <w:tc>
+          <w:tcPr>
+            <w:tcW w:type="dxa" w:w="2880"/>
+          </w:tcPr>
+          <w:p>
+            <w:r/>
+            <w:r>
+              <w:t>TEXT</w:t>
+            </w:r>
+          </w:p>
+        </w:tc>
+        <w:tc>
+          <w:tcPr>
+            <w:tcW w:type="dxa" w:w="2880"/>
+          </w:tcPr>
+          <w:p>
+            <w:r/>
+            <w:r>
+              <w:t>Reported symptoms</w:t>
+            </w:r>
+          </w:p>
+        </w:tc>
+      </w:tr>
+      <w:tr>
+        <w:tc>
+          <w:tcPr>
+            <w:tcW w:type="dxa" w:w="2880"/>
+          </w:tcPr>
+          <w:p>
+            <w:r/>
+            <w:r>
+              <w:t>diagnosis</w:t>
+            </w:r>
+          </w:p>
+        </w:tc>
+        <w:tc>
+          <w:tcPr>
+            <w:tcW w:type="dxa" w:w="2880"/>
+          </w:tcPr>
+          <w:p>
+            <w:r/>
+            <w:r>
+              <w:t>TEXT</w:t>
+            </w:r>
+          </w:p>
+        </w:tc>
+        <w:tc>
+          <w:tcPr>
+            <w:tcW w:type="dxa" w:w="2880"/>
+          </w:tcPr>
+          <w:p>
+            <w:r/>
+            <w:r>
+              <w:t>Clinical diagnosis</w:t>
+            </w:r>
+          </w:p>
+        </w:tc>
+      </w:tr>
+      <w:tr>
+        <w:tc>
+          <w:tcPr>
+            <w:tcW w:type="dxa" w:w="2880"/>
+          </w:tcPr>
+          <w:p>
+            <w:r/>
+            <w:r>
+              <w:t>prescription</w:t>
+            </w:r>
+          </w:p>
+        </w:tc>
+        <w:tc>
+          <w:tcPr>
+            <w:tcW w:type="dxa" w:w="2880"/>
+          </w:tcPr>
+          <w:p>
+            <w:r/>
+            <w:r>
+              <w:t>TEXT</w:t>
+            </w:r>
+          </w:p>
+        </w:tc>
+        <w:tc>
+          <w:tcPr>
+            <w:tcW w:type="dxa" w:w="2880"/>
+          </w:tcPr>
+          <w:p>
+            <w:r/>
+            <w:r>
+              <w:t>Medicines prescribed</w:t>
+            </w:r>
+          </w:p>
+        </w:tc>
+      </w:tr>
+      <w:tr>
+        <w:tc>
+          <w:tcPr>
+            <w:tcW w:type="dxa" w:w="2880"/>
+          </w:tcPr>
+          <w:p>
+            <w:r/>
+            <w:r>
+              <w:t>notes</w:t>
+            </w:r>
+          </w:p>
+        </w:tc>
+        <w:tc>
+          <w:tcPr>
+            <w:tcW w:type="dxa" w:w="2880"/>
+          </w:tcPr>
+          <w:p>
+            <w:r/>
+            <w:r>
+              <w:t>TEXT</w:t>
+            </w:r>
+          </w:p>
+        </w:tc>
+        <w:tc>
+          <w:tcPr>
+            <w:tcW w:type="dxa" w:w="2880"/>
+          </w:tcPr>
+          <w:p>
+            <w:r/>
+            <w:r>
+              <w:t>Free notes</w:t>
+            </w:r>
+          </w:p>
+        </w:tc>
+      </w:tr>
+      <w:tr>
+        <w:tc>
+          <w:tcPr>
+            <w:tcW w:type="dxa" w:w="2880"/>
+          </w:tcPr>
+          <w:p>
+            <w:r/>
+            <w:r>
+              <w:t>lab_tests_ordered</w:t>
+            </w:r>
+          </w:p>
+        </w:tc>
+        <w:tc>
+          <w:tcPr>
+            <w:tcW w:type="dxa" w:w="2880"/>
+          </w:tcPr>
+          <w:p>
+            <w:r/>
+            <w:r>
+              <w:t>TEXT</w:t>
+            </w:r>
+          </w:p>
+        </w:tc>
+        <w:tc>
+          <w:tcPr>
+            <w:tcW w:type="dxa" w:w="2880"/>
+          </w:tcPr>
+          <w:p>
+            <w:r/>
+            <w:r>
+              <w:t>Tests requested</w:t>
+            </w:r>
+          </w:p>
+        </w:tc>
+      </w:tr>
+      <w:tr>
+        <w:tc>
+          <w:tcPr>
+            <w:tcW w:type="dxa" w:w="2880"/>
+          </w:tcPr>
+          <w:p>
+            <w:r/>
+            <w:r>
+              <w:t>follow_up_required</w:t>
+            </w:r>
+          </w:p>
+        </w:tc>
+        <w:tc>
+          <w:tcPr>
+            <w:tcW w:type="dxa" w:w="2880"/>
+          </w:tcPr>
+          <w:p>
+            <w:r/>
+            <w:r>
+              <w:t>BOOLEAN</w:t>
+            </w:r>
+          </w:p>
+        </w:tc>
+        <w:tc>
+          <w:tcPr>
+            <w:tcW w:type="dxa" w:w="2880"/>
+          </w:tcPr>
+          <w:p>
+            <w:r/>
+            <w:r>
+              <w:t>Default False</w:t>
+            </w:r>
+          </w:p>
+        </w:tc>
+      </w:tr>
+      <w:tr>
+        <w:tc>
+          <w:tcPr>
+            <w:tcW w:type="dxa" w:w="2880"/>
+          </w:tcPr>
+          <w:p>
+            <w:r/>
+            <w:r>
+              <w:t>follow_up_date</w:t>
+            </w:r>
+          </w:p>
+        </w:tc>
+        <w:tc>
+          <w:tcPr>
+            <w:tcW w:type="dxa" w:w="2880"/>
+          </w:tcPr>
+          <w:p>
+            <w:r/>
+            <w:r>
+              <w:t>DATE, NULL</w:t>
+            </w:r>
+          </w:p>
+        </w:tc>
+        <w:tc>
+          <w:tcPr>
+            <w:tcW w:type="dxa" w:w="2880"/>
+          </w:tcPr>
+          <w:p>
+            <w:r/>
+            <w:r>
+              <w:t>Follow-up date</w:t>
+            </w:r>
+          </w:p>
+        </w:tc>
+      </w:tr>
+      <w:tr>
+        <w:tc>
+          <w:tcPr>
+            <w:tcW w:type="dxa" w:w="2880"/>
+          </w:tcPr>
+          <w:p>
+            <w:r/>
+            <w:r>
+              <w:t>previous_records</w:t>
+            </w:r>
+          </w:p>
+        </w:tc>
+        <w:tc>
+          <w:tcPr>
+            <w:tcW w:type="dxa" w:w="2880"/>
+          </w:tcPr>
+          <w:p>
+            <w:r/>
+            <w:r>
+              <w:t>FILE, NULL</w:t>
+            </w:r>
+          </w:p>
+        </w:tc>
+        <w:tc>
+          <w:tcPr>
+            <w:tcW w:type="dxa" w:w="2880"/>
+          </w:tcPr>
+          <w:p>
+            <w:r/>
+            <w:r>
+              <w:t>Prior documents upload</w:t>
+            </w:r>
+          </w:p>
+        </w:tc>
+      </w:tr>
+      <w:tr>
+        <w:tc>
+          <w:tcPr>
+            <w:tcW w:type="dxa" w:w="2880"/>
+          </w:tcPr>
+          <w:p>
+            <w:r/>
+            <w:r>
+              <w:t>previous_records_notes</w:t>
+            </w:r>
+          </w:p>
+        </w:tc>
+        <w:tc>
+          <w:tcPr>
+            <w:tcW w:type="dxa" w:w="2880"/>
+          </w:tcPr>
+          <w:p>
+            <w:r/>
+            <w:r>
+              <w:t>TEXT</w:t>
+            </w:r>
+          </w:p>
+        </w:tc>
+        <w:tc>
+          <w:tcPr>
+            <w:tcW w:type="dxa" w:w="2880"/>
+          </w:tcPr>
+          <w:p>
+            <w:r/>
+            <w:r>
+              <w:t>Notes on prior docs</w:t>
+            </w:r>
+          </w:p>
+        </w:tc>
+      </w:tr>
+    </w:tbl>
+    <w:p>
+      <w:pPr/>
+    </w:p>
+    <w:p>
+      <w:pPr>
+        <w:pStyle w:val="Heading4"/>
+      </w:pPr>
+      <w:r>
+        <w:t>Table: clinic_labtest</w:t>
+      </w:r>
+    </w:p>
+    <w:tbl>
+      <w:tblPr>
+        <w:tblStyle w:val="TableGrid"/>
+        <w:tblW w:type="auto" w:w="0"/>
+        <w:tblLook w:firstColumn="1" w:firstRow="1" w:lastColumn="0" w:lastRow="0" w:noHBand="0" w:noVBand="1" w:val="04A0"/>
+      </w:tblPr>
+      <w:tblGrid>
+        <w:gridCol w:w="2880"/>
+        <w:gridCol w:w="2880"/>
+        <w:gridCol w:w="2880"/>
+      </w:tblGrid>
+      <w:tr>
+        <w:tc>
+          <w:tcPr>
+            <w:tcW w:type="dxa" w:w="2880"/>
+          </w:tcPr>
+          <w:p>
+            <w:r/>
+            <w:r>
+              <w:rPr>
+                <w:b/>
+              </w:rPr>
+              <w:t>Field</w:t>
+            </w:r>
+          </w:p>
+        </w:tc>
+        <w:tc>
+          <w:tcPr>
+            <w:tcW w:type="dxa" w:w="2880"/>
+          </w:tcPr>
+          <w:p>
+            <w:r/>
+            <w:r>
+              <w:rPr>
+                <w:b/>
+              </w:rPr>
+              <w:t>Type</w:t>
+            </w:r>
+          </w:p>
+        </w:tc>
+        <w:tc>
+          <w:tcPr>
+            <w:tcW w:type="dxa" w:w="2880"/>
+          </w:tcPr>
+          <w:p>
+            <w:r/>
+            <w:r>
+              <w:rPr>
+                <w:b/>
+              </w:rPr>
+              <w:t>Description</w:t>
+            </w:r>
+          </w:p>
+        </w:tc>
+      </w:tr>
+      <w:tr>
+        <w:tc>
+          <w:tcPr>
+            <w:tcW w:type="dxa" w:w="2880"/>
+          </w:tcPr>
+          <w:p>
+            <w:r/>
+            <w:r>
+              <w:t>patient</w:t>
+            </w:r>
+          </w:p>
+        </w:tc>
+        <w:tc>
+          <w:tcPr>
+            <w:tcW w:type="dxa" w:w="2880"/>
+          </w:tcPr>
+          <w:p>
+            <w:r/>
+            <w:r>
+              <w:t>FK -&gt; User</w:t>
+            </w:r>
+          </w:p>
+        </w:tc>
+        <w:tc>
+          <w:tcPr>
+            <w:tcW w:type="dxa" w:w="2880"/>
+          </w:tcPr>
+          <w:p>
+            <w:r/>
+            <w:r>
+              <w:t>Patient</w:t>
+            </w:r>
+          </w:p>
+        </w:tc>
+      </w:tr>
+      <w:tr>
+        <w:tc>
+          <w:tcPr>
+            <w:tcW w:type="dxa" w:w="2880"/>
+          </w:tcPr>
+          <w:p>
+            <w:r/>
+            <w:r>
+              <w:t>doctor</w:t>
+            </w:r>
+          </w:p>
+        </w:tc>
+        <w:tc>
+          <w:tcPr>
+            <w:tcW w:type="dxa" w:w="2880"/>
+          </w:tcPr>
+          <w:p>
+            <w:r/>
+            <w:r>
+              <w:t>FK -&gt; User, NULL</w:t>
+            </w:r>
+          </w:p>
+        </w:tc>
+        <w:tc>
+          <w:tcPr>
+            <w:tcW w:type="dxa" w:w="2880"/>
+          </w:tcPr>
+          <w:p>
+            <w:r/>
+            <w:r>
+              <w:t>Ordering doctor</w:t>
+            </w:r>
+          </w:p>
+        </w:tc>
+      </w:tr>
+      <w:tr>
+        <w:tc>
+          <w:tcPr>
+            <w:tcW w:type="dxa" w:w="2880"/>
+          </w:tcPr>
+          <w:p>
+            <w:r/>
+            <w:r>
+              <w:t>history</w:t>
+            </w:r>
+          </w:p>
+        </w:tc>
+        <w:tc>
+          <w:tcPr>
+            <w:tcW w:type="dxa" w:w="2880"/>
+          </w:tcPr>
+          <w:p>
+            <w:r/>
+            <w:r>
+              <w:t>FK -&gt; PatientHistory, NULL</w:t>
+            </w:r>
+          </w:p>
+        </w:tc>
+        <w:tc>
+          <w:tcPr>
+            <w:tcW w:type="dxa" w:w="2880"/>
+          </w:tcPr>
+          <w:p>
+            <w:r/>
+            <w:r>
+              <w:t>Linked record</w:t>
+            </w:r>
+          </w:p>
+        </w:tc>
+      </w:tr>
+      <w:tr>
+        <w:tc>
+          <w:tcPr>
+            <w:tcW w:type="dxa" w:w="2880"/>
+          </w:tcPr>
+          <w:p>
+            <w:r/>
+            <w:r>
+              <w:t>test_name</w:t>
+            </w:r>
+          </w:p>
+        </w:tc>
+        <w:tc>
+          <w:tcPr>
+            <w:tcW w:type="dxa" w:w="2880"/>
+          </w:tcPr>
+          <w:p>
+            <w:r/>
+            <w:r>
+              <w:t>VARCHAR(200)</w:t>
+            </w:r>
+          </w:p>
+        </w:tc>
+        <w:tc>
+          <w:tcPr>
+            <w:tcW w:type="dxa" w:w="2880"/>
+          </w:tcPr>
+          <w:p>
+            <w:r/>
+            <w:r>
+              <w:t>e.g. CBC, X-Ray</w:t>
+            </w:r>
+          </w:p>
+        </w:tc>
+      </w:tr>
+      <w:tr>
+        <w:tc>
+          <w:tcPr>
+            <w:tcW w:type="dxa" w:w="2880"/>
+          </w:tcPr>
+          <w:p>
+            <w:r/>
+            <w:r>
+              <w:t>test_category</w:t>
+            </w:r>
+          </w:p>
+        </w:tc>
+        <w:tc>
+          <w:tcPr>
+            <w:tcW w:type="dxa" w:w="2880"/>
+          </w:tcPr>
+          <w:p>
+            <w:r/>
+            <w:r>
+              <w:t>VARCHAR(100), NULL</w:t>
+            </w:r>
+          </w:p>
+        </w:tc>
+        <w:tc>
+          <w:tcPr>
+            <w:tcW w:type="dxa" w:w="2880"/>
+          </w:tcPr>
+          <w:p>
+            <w:r/>
+            <w:r>
+              <w:t>e.g. Blood Test</w:t>
+            </w:r>
+          </w:p>
+        </w:tc>
+      </w:tr>
+      <w:tr>
+        <w:tc>
+          <w:tcPr>
+            <w:tcW w:type="dxa" w:w="2880"/>
+          </w:tcPr>
+          <w:p>
+            <w:r/>
+            <w:r>
+              <w:t>cost</w:t>
+            </w:r>
+          </w:p>
+        </w:tc>
+        <w:tc>
+          <w:tcPr>
+            <w:tcW w:type="dxa" w:w="2880"/>
+          </w:tcPr>
+          <w:p>
+            <w:r/>
+            <w:r>
+              <w:t>DECIMAL(10,2)</w:t>
+            </w:r>
+          </w:p>
+        </w:tc>
+        <w:tc>
+          <w:tcPr>
+            <w:tcW w:type="dxa" w:w="2880"/>
+          </w:tcPr>
+          <w:p>
+            <w:r/>
+            <w:r>
+              <w:t>Cost in PKR</w:t>
+            </w:r>
+          </w:p>
+        </w:tc>
+      </w:tr>
+      <w:tr>
+        <w:tc>
+          <w:tcPr>
+            <w:tcW w:type="dxa" w:w="2880"/>
+          </w:tcPr>
+          <w:p>
+            <w:r/>
+            <w:r>
+              <w:t>status</w:t>
+            </w:r>
+          </w:p>
+        </w:tc>
+        <w:tc>
+          <w:tcPr>
+            <w:tcW w:type="dxa" w:w="2880"/>
+          </w:tcPr>
+          <w:p>
+            <w:r/>
+            <w:r>
+              <w:t>ENUM</w:t>
+            </w:r>
+          </w:p>
+        </w:tc>
+        <w:tc>
+          <w:tcPr>
+            <w:tcW w:type="dxa" w:w="2880"/>
+          </w:tcPr>
+          <w:p>
+            <w:r/>
+            <w:r>
+              <w:t>ORDERED|SAMPLE_COLLECTED|IN_LAB|RESULTS_RECEIVED|CANCELLED</w:t>
+            </w:r>
+          </w:p>
+        </w:tc>
+      </w:tr>
+      <w:tr>
+        <w:tc>
+          <w:tcPr>
+            <w:tcW w:type="dxa" w:w="2880"/>
+          </w:tcPr>
+          <w:p>
+            <w:r/>
+            <w:r>
+              <w:t>results</w:t>
+            </w:r>
+          </w:p>
+        </w:tc>
+        <w:tc>
+          <w:tcPr>
+            <w:tcW w:type="dxa" w:w="2880"/>
+          </w:tcPr>
+          <w:p>
+            <w:r/>
+            <w:r>
+              <w:t>TEXT</w:t>
+            </w:r>
+          </w:p>
+        </w:tc>
+        <w:tc>
+          <w:tcPr>
+            <w:tcW w:type="dxa" w:w="2880"/>
+          </w:tcPr>
+          <w:p>
+            <w:r/>
+            <w:r>
+              <w:t>Findings</w:t>
+            </w:r>
+          </w:p>
+        </w:tc>
+      </w:tr>
+      <w:tr>
+        <w:tc>
+          <w:tcPr>
+            <w:tcW w:type="dxa" w:w="2880"/>
+          </w:tcPr>
+          <w:p>
+            <w:r/>
+            <w:r>
+              <w:t>report_file</w:t>
+            </w:r>
+          </w:p>
+        </w:tc>
+        <w:tc>
+          <w:tcPr>
+            <w:tcW w:type="dxa" w:w="2880"/>
+          </w:tcPr>
+          <w:p>
+            <w:r/>
+            <w:r>
+              <w:t>FILE, NULL</w:t>
+            </w:r>
+          </w:p>
+        </w:tc>
+        <w:tc>
+          <w:tcPr>
+            <w:tcW w:type="dxa" w:w="2880"/>
+          </w:tcPr>
+          <w:p>
+            <w:r/>
+            <w:r>
+              <w:t>Result PDF/report</w:t>
+            </w:r>
+          </w:p>
+        </w:tc>
+      </w:tr>
+      <w:tr>
+        <w:tc>
+          <w:tcPr>
+            <w:tcW w:type="dxa" w:w="2880"/>
+          </w:tcPr>
+          <w:p>
+            <w:r/>
+            <w:r>
+              <w:t>notes</w:t>
+            </w:r>
+          </w:p>
+        </w:tc>
+        <w:tc>
+          <w:tcPr>
+            <w:tcW w:type="dxa" w:w="2880"/>
+          </w:tcPr>
+          <w:p>
+            <w:r/>
+            <w:r>
+              <w:t>TEXT</w:t>
+            </w:r>
+          </w:p>
+        </w:tc>
+        <w:tc>
+          <w:tcPr>
+            <w:tcW w:type="dxa" w:w="2880"/>
+          </w:tcPr>
+          <w:p>
+            <w:r/>
+            <w:r>
+              <w:t>Free notes</w:t>
+            </w:r>
+          </w:p>
+        </w:tc>
+      </w:tr>
+      <w:tr>
+        <w:tc>
+          <w:tcPr>
+            <w:tcW w:type="dxa" w:w="2880"/>
+          </w:tcPr>
+          <w:p>
+            <w:r/>
+            <w:r>
+              <w:t>ordered_date</w:t>
+            </w:r>
+          </w:p>
+        </w:tc>
+        <w:tc>
+          <w:tcPr>
+            <w:tcW w:type="dxa" w:w="2880"/>
+          </w:tcPr>
+          <w:p>
+            <w:r/>
+            <w:r>
+              <w:t>DATE</w:t>
+            </w:r>
+          </w:p>
+        </w:tc>
+        <w:tc>
+          <w:tcPr>
+            <w:tcW w:type="dxa" w:w="2880"/>
+          </w:tcPr>
+          <w:p>
+            <w:r/>
+            <w:r>
+              <w:t>Auto on create</w:t>
+            </w:r>
+          </w:p>
+        </w:tc>
+      </w:tr>
+      <w:tr>
+        <w:tc>
+          <w:tcPr>
+            <w:tcW w:type="dxa" w:w="2880"/>
+          </w:tcPr>
+          <w:p>
+            <w:r/>
+            <w:r>
+              <w:t>result_date</w:t>
+            </w:r>
+          </w:p>
+        </w:tc>
+        <w:tc>
+          <w:tcPr>
+            <w:tcW w:type="dxa" w:w="2880"/>
+          </w:tcPr>
+          <w:p>
+            <w:r/>
+            <w:r>
+              <w:t>DATE, NULL</w:t>
+            </w:r>
+          </w:p>
+        </w:tc>
+        <w:tc>
+          <w:tcPr>
+            <w:tcW w:type="dxa" w:w="2880"/>
+          </w:tcPr>
+          <w:p>
+            <w:r/>
+            <w:r>
+              <w:t>When results received</w:t>
+            </w:r>
+          </w:p>
+        </w:tc>
+      </w:tr>
+    </w:tbl>
+    <w:p>
+      <w:pPr/>
+    </w:p>
+    <w:p>
+      <w:pPr>
+        <w:pStyle w:val="Heading4"/>
+      </w:pPr>
+      <w:r>
+        <w:t>Table: clinic_labtestcategory (predefined tests)</w:t>
+      </w:r>
+    </w:p>
+    <w:tbl>
+      <w:tblPr>
+        <w:tblStyle w:val="TableGrid"/>
+        <w:tblW w:type="auto" w:w="0"/>
+        <w:tblLook w:firstColumn="1" w:firstRow="1" w:lastColumn="0" w:lastRow="0" w:noHBand="0" w:noVBand="1" w:val="04A0"/>
+      </w:tblPr>
+      <w:tblGrid>
+        <w:gridCol w:w="2880"/>
+        <w:gridCol w:w="2880"/>
+        <w:gridCol w:w="2880"/>
+      </w:tblGrid>
+      <w:tr>
+        <w:tc>
+          <w:tcPr>
+            <w:tcW w:type="dxa" w:w="2880"/>
+          </w:tcPr>
+          <w:p>
+            <w:r/>
+            <w:r>
+              <w:rPr>
+                <w:b/>
+              </w:rPr>
+              <w:t>Field</w:t>
+            </w:r>
+          </w:p>
+        </w:tc>
+        <w:tc>
+          <w:tcPr>
+            <w:tcW w:type="dxa" w:w="2880"/>
+          </w:tcPr>
+          <w:p>
+            <w:r/>
+            <w:r>
+              <w:rPr>
+                <w:b/>
+              </w:rPr>
+              <w:t>Type</w:t>
+            </w:r>
+          </w:p>
+        </w:tc>
+        <w:tc>
+          <w:tcPr>
+            <w:tcW w:type="dxa" w:w="2880"/>
+          </w:tcPr>
+          <w:p>
+            <w:r/>
+            <w:r>
+              <w:rPr>
+                <w:b/>
+              </w:rPr>
+              <w:t>Description</w:t>
+            </w:r>
+          </w:p>
+        </w:tc>
+      </w:tr>
+      <w:tr>
+        <w:tc>
+          <w:tcPr>
+            <w:tcW w:type="dxa" w:w="2880"/>
+          </w:tcPr>
+          <w:p>
+            <w:r/>
+            <w:r>
+              <w:t>name</w:t>
+            </w:r>
+          </w:p>
+        </w:tc>
+        <w:tc>
+          <w:tcPr>
+            <w:tcW w:type="dxa" w:w="2880"/>
+          </w:tcPr>
+          <w:p>
+            <w:r/>
+            <w:r>
+              <w:t>VARCHAR(200), UNIQUE</w:t>
+            </w:r>
+          </w:p>
+        </w:tc>
+        <w:tc>
+          <w:tcPr>
+            <w:tcW w:type="dxa" w:w="2880"/>
+          </w:tcPr>
+          <w:p>
+            <w:r/>
+            <w:r>
+              <w:t>Test name</w:t>
+            </w:r>
+          </w:p>
+        </w:tc>
+      </w:tr>
+      <w:tr>
+        <w:tc>
+          <w:tcPr>
+            <w:tcW w:type="dxa" w:w="2880"/>
+          </w:tcPr>
+          <w:p>
+            <w:r/>
+            <w:r>
+              <w:t>category</w:t>
+            </w:r>
+          </w:p>
+        </w:tc>
+        <w:tc>
+          <w:tcPr>
+            <w:tcW w:type="dxa" w:w="2880"/>
+          </w:tcPr>
+          <w:p>
+            <w:r/>
+            <w:r>
+              <w:t>VARCHAR(100)</w:t>
+            </w:r>
+          </w:p>
+        </w:tc>
+        <w:tc>
+          <w:tcPr>
+            <w:tcW w:type="dxa" w:w="2880"/>
+          </w:tcPr>
+          <w:p>
+            <w:r/>
+            <w:r>
+              <w:t>Grouping</w:t>
+            </w:r>
+          </w:p>
+        </w:tc>
+      </w:tr>
+      <w:tr>
+        <w:tc>
+          <w:tcPr>
+            <w:tcW w:type="dxa" w:w="2880"/>
+          </w:tcPr>
+          <w:p>
+            <w:r/>
+            <w:r>
+              <w:t>default_cost</w:t>
+            </w:r>
+          </w:p>
+        </w:tc>
+        <w:tc>
+          <w:tcPr>
+            <w:tcW w:type="dxa" w:w="2880"/>
+          </w:tcPr>
+          <w:p>
+            <w:r/>
+            <w:r>
+              <w:t>DECIMAL(10,2)</w:t>
+            </w:r>
+          </w:p>
+        </w:tc>
+        <w:tc>
+          <w:tcPr>
+            <w:tcW w:type="dxa" w:w="2880"/>
+          </w:tcPr>
+          <w:p>
+            <w:r/>
+            <w:r>
+              <w:t>Default PKR cost</w:t>
+            </w:r>
+          </w:p>
+        </w:tc>
+      </w:tr>
+      <w:tr>
+        <w:tc>
+          <w:tcPr>
+            <w:tcW w:type="dxa" w:w="2880"/>
+          </w:tcPr>
+          <w:p>
+            <w:r/>
+            <w:r>
+              <w:t>description</w:t>
+            </w:r>
+          </w:p>
+        </w:tc>
+        <w:tc>
+          <w:tcPr>
+            <w:tcW w:type="dxa" w:w="2880"/>
+          </w:tcPr>
+          <w:p>
+            <w:r/>
+            <w:r>
+              <w:t>TEXT</w:t>
+            </w:r>
+          </w:p>
+        </w:tc>
+        <w:tc>
+          <w:tcPr>
+            <w:tcW w:type="dxa" w:w="2880"/>
+          </w:tcPr>
+          <w:p>
+            <w:r/>
+            <w:r>
+              <w:t>Notes</w:t>
+            </w:r>
+          </w:p>
+        </w:tc>
+      </w:tr>
+      <w:tr>
+        <w:tc>
+          <w:tcPr>
+            <w:tcW w:type="dxa" w:w="2880"/>
+          </w:tcPr>
+          <w:p>
+            <w:r/>
+            <w:r>
+              <w:t>is_active</w:t>
+            </w:r>
+          </w:p>
+        </w:tc>
+        <w:tc>
+          <w:tcPr>
+            <w:tcW w:type="dxa" w:w="2880"/>
+          </w:tcPr>
+          <w:p>
+            <w:r/>
+            <w:r>
+              <w:t>BOOLEAN</w:t>
+            </w:r>
+          </w:p>
+        </w:tc>
+        <w:tc>
+          <w:tcPr>
+            <w:tcW w:type="dxa" w:w="2880"/>
+          </w:tcPr>
+          <w:p>
+            <w:r/>
+            <w:r>
+              <w:t>Default True</w:t>
+            </w:r>
+          </w:p>
+        </w:tc>
+      </w:tr>
+      <w:tr>
+        <w:tc>
+          <w:tcPr>
+            <w:tcW w:type="dxa" w:w="2880"/>
+          </w:tcPr>
+          <w:p>
+            <w:r/>
+            <w:r>
+              <w:t>created_at</w:t>
+            </w:r>
+          </w:p>
+        </w:tc>
+        <w:tc>
+          <w:tcPr>
+            <w:tcW w:type="dxa" w:w="2880"/>
+          </w:tcPr>
+          <w:p>
+            <w:r/>
+            <w:r>
+              <w:t>DATETIME</w:t>
+            </w:r>
+          </w:p>
+        </w:tc>
+        <w:tc>
+          <w:tcPr>
+            <w:tcW w:type="dxa" w:w="2880"/>
+          </w:tcPr>
+          <w:p>
+            <w:r/>
+            <w:r>
+              <w:t>Auto</w:t>
+            </w:r>
+          </w:p>
+        </w:tc>
+      </w:tr>
+    </w:tbl>
+    <w:p>
+      <w:pPr/>
+    </w:p>
+    <w:p>
+      <w:pPr>
+        <w:pStyle w:val="Heading4"/>
+      </w:pPr>
+      <w:r>
+        <w:t>Table: clinic_payment</w:t>
+      </w:r>
+    </w:p>
+    <w:tbl>
+      <w:tblPr>
+        <w:tblStyle w:val="TableGrid"/>
+        <w:tblW w:type="auto" w:w="0"/>
+        <w:tblLook w:firstColumn="1" w:firstRow="1" w:lastColumn="0" w:lastRow="0" w:noHBand="0" w:noVBand="1" w:val="04A0"/>
+      </w:tblPr>
+      <w:tblGrid>
+        <w:gridCol w:w="2880"/>
+        <w:gridCol w:w="2880"/>
+        <w:gridCol w:w="2880"/>
+      </w:tblGrid>
+      <w:tr>
+        <w:tc>
+          <w:tcPr>
+            <w:tcW w:type="dxa" w:w="2880"/>
+          </w:tcPr>
+          <w:p>
+            <w:r/>
+            <w:r>
+              <w:rPr>
+                <w:b/>
+              </w:rPr>
+              <w:t>Field</w:t>
+            </w:r>
+          </w:p>
+        </w:tc>
+        <w:tc>
+          <w:tcPr>
+            <w:tcW w:type="dxa" w:w="2880"/>
+          </w:tcPr>
+          <w:p>
+            <w:r/>
+            <w:r>
+              <w:rPr>
+                <w:b/>
+              </w:rPr>
+              <w:t>Type</w:t>
+            </w:r>
+          </w:p>
+        </w:tc>
+        <w:tc>
+          <w:tcPr>
+            <w:tcW w:type="dxa" w:w="2880"/>
+          </w:tcPr>
+          <w:p>
+            <w:r/>
+            <w:r>
+              <w:rPr>
+                <w:b/>
+              </w:rPr>
+              <w:t>Description</w:t>
+            </w:r>
+          </w:p>
+        </w:tc>
+      </w:tr>
+      <w:tr>
+        <w:tc>
+          <w:tcPr>
+            <w:tcW w:type="dxa" w:w="2880"/>
+          </w:tcPr>
+          <w:p>
+            <w:r/>
+            <w:r>
+              <w:t>appointment</w:t>
+            </w:r>
+          </w:p>
+        </w:tc>
+        <w:tc>
+          <w:tcPr>
+            <w:tcW w:type="dxa" w:w="2880"/>
+          </w:tcPr>
+          <w:p>
+            <w:r/>
+            <w:r>
+              <w:t>OneToOne -&gt; Appointment</w:t>
+            </w:r>
+          </w:p>
+        </w:tc>
+        <w:tc>
+          <w:tcPr>
+            <w:tcW w:type="dxa" w:w="2880"/>
+          </w:tcPr>
+          <w:p>
+            <w:r/>
+            <w:r>
+              <w:t>Owning appointment</w:t>
+            </w:r>
+          </w:p>
+        </w:tc>
+      </w:tr>
+      <w:tr>
+        <w:tc>
+          <w:tcPr>
+            <w:tcW w:type="dxa" w:w="2880"/>
+          </w:tcPr>
+          <w:p>
+            <w:r/>
+            <w:r>
+              <w:t>amount</w:t>
+            </w:r>
+          </w:p>
+        </w:tc>
+        <w:tc>
+          <w:tcPr>
+            <w:tcW w:type="dxa" w:w="2880"/>
+          </w:tcPr>
+          <w:p>
+            <w:r/>
+            <w:r>
+              <w:t>DECIMAL(10,2)</w:t>
+            </w:r>
+          </w:p>
+        </w:tc>
+        <w:tc>
+          <w:tcPr>
+            <w:tcW w:type="dxa" w:w="2880"/>
+          </w:tcPr>
+          <w:p>
+            <w:r/>
+            <w:r>
+              <w:t>&gt;= 0</w:t>
+            </w:r>
+          </w:p>
+        </w:tc>
+      </w:tr>
+      <w:tr>
+        <w:tc>
+          <w:tcPr>
+            <w:tcW w:type="dxa" w:w="2880"/>
+          </w:tcPr>
+          <w:p>
+            <w:r/>
+            <w:r>
+              <w:t>method</w:t>
+            </w:r>
+          </w:p>
+        </w:tc>
+        <w:tc>
+          <w:tcPr>
+            <w:tcW w:type="dxa" w:w="2880"/>
+          </w:tcPr>
+          <w:p>
+            <w:r/>
+            <w:r>
+              <w:t>ENUM</w:t>
+            </w:r>
+          </w:p>
+        </w:tc>
+        <w:tc>
+          <w:tcPr>
+            <w:tcW w:type="dxa" w:w="2880"/>
+          </w:tcPr>
+          <w:p>
+            <w:r/>
+            <w:r>
+              <w:t>CASH|JAZZCASH|EASYPAISA|BANK</w:t>
+            </w:r>
+          </w:p>
+        </w:tc>
+      </w:tr>
+      <w:tr>
+        <w:tc>
+          <w:tcPr>
+            <w:tcW w:type="dxa" w:w="2880"/>
+          </w:tcPr>
+          <w:p>
+            <w:r/>
+            <w:r>
+              <w:t>status</w:t>
+            </w:r>
+          </w:p>
+        </w:tc>
+        <w:tc>
+          <w:tcPr>
+            <w:tcW w:type="dxa" w:w="2880"/>
+          </w:tcPr>
+          <w:p>
+            <w:r/>
+            <w:r>
+              <w:t>ENUM</w:t>
+            </w:r>
+          </w:p>
+        </w:tc>
+        <w:tc>
+          <w:tcPr>
+            <w:tcW w:type="dxa" w:w="2880"/>
+          </w:tcPr>
+          <w:p>
+            <w:r/>
+            <w:r>
+              <w:t>PENDING|PAID|FAILED|REFUNDED</w:t>
+            </w:r>
+          </w:p>
+        </w:tc>
+      </w:tr>
+      <w:tr>
+        <w:tc>
+          <w:tcPr>
+            <w:tcW w:type="dxa" w:w="2880"/>
+          </w:tcPr>
+          <w:p>
+            <w:r/>
+            <w:r>
+              <w:t>transaction_id</w:t>
+            </w:r>
+          </w:p>
+        </w:tc>
+        <w:tc>
+          <w:tcPr>
+            <w:tcW w:type="dxa" w:w="2880"/>
+          </w:tcPr>
+          <w:p>
+            <w:r/>
+            <w:r>
+              <w:t>VARCHAR(100), NULL</w:t>
+            </w:r>
+          </w:p>
+        </w:tc>
+        <w:tc>
+          <w:tcPr>
+            <w:tcW w:type="dxa" w:w="2880"/>
+          </w:tcPr>
+          <w:p>
+            <w:r/>
+            <w:r>
+              <w:t>Gateway txn id</w:t>
+            </w:r>
+          </w:p>
+        </w:tc>
+      </w:tr>
+      <w:tr>
+        <w:tc>
+          <w:tcPr>
+            <w:tcW w:type="dxa" w:w="2880"/>
+          </w:tcPr>
+          <w:p>
+            <w:r/>
+            <w:r>
+              <w:t>payment_proof</w:t>
+            </w:r>
+          </w:p>
+        </w:tc>
+        <w:tc>
+          <w:tcPr>
+            <w:tcW w:type="dxa" w:w="2880"/>
+          </w:tcPr>
+          <w:p>
+            <w:r/>
+            <w:r>
+              <w:t>IMAGE, NULL</w:t>
+            </w:r>
+          </w:p>
+        </w:tc>
+        <w:tc>
+          <w:tcPr>
+            <w:tcW w:type="dxa" w:w="2880"/>
+          </w:tcPr>
+          <w:p>
+            <w:r/>
+            <w:r>
+              <w:t>Screenshot upload (digital)</w:t>
+            </w:r>
+          </w:p>
+        </w:tc>
+      </w:tr>
+      <w:tr>
+        <w:tc>
+          <w:tcPr>
+            <w:tcW w:type="dxa" w:w="2880"/>
+          </w:tcPr>
+          <w:p>
+            <w:r/>
+            <w:r>
+              <w:t>created_at / updated_at</w:t>
+            </w:r>
+          </w:p>
+        </w:tc>
+        <w:tc>
+          <w:tcPr>
+            <w:tcW w:type="dxa" w:w="2880"/>
+          </w:tcPr>
+          <w:p>
+            <w:r/>
+            <w:r>
+              <w:t>DATETIME</w:t>
+            </w:r>
+          </w:p>
+        </w:tc>
+        <w:tc>
+          <w:tcPr>
+            <w:tcW w:type="dxa" w:w="2880"/>
+          </w:tcPr>
+          <w:p>
+            <w:r/>
+            <w:r>
+              <w:t>Timestamps</w:t>
+            </w:r>
+          </w:p>
+        </w:tc>
+      </w:tr>
+    </w:tbl>
+    <w:p>
+      <w:pPr/>
+    </w:p>
+    <w:p>
+      <w:pPr>
+        <w:pStyle w:val="Heading4"/>
+      </w:pPr>
+      <w:r>
+        <w:t>Table: clinic_notification</w:t>
+      </w:r>
+    </w:p>
+    <w:tbl>
+      <w:tblPr>
+        <w:tblStyle w:val="TableGrid"/>
+        <w:tblW w:type="auto" w:w="0"/>
+        <w:tblLook w:firstColumn="1" w:firstRow="1" w:lastColumn="0" w:lastRow="0" w:noHBand="0" w:noVBand="1" w:val="04A0"/>
+      </w:tblPr>
+      <w:tblGrid>
+        <w:gridCol w:w="2880"/>
+        <w:gridCol w:w="2880"/>
+        <w:gridCol w:w="2880"/>
+      </w:tblGrid>
+      <w:tr>
+        <w:tc>
+          <w:tcPr>
+            <w:tcW w:type="dxa" w:w="2880"/>
+          </w:tcPr>
+          <w:p>
+            <w:r/>
+            <w:r>
+              <w:rPr>
+                <w:b/>
+              </w:rPr>
+              <w:t>Field</w:t>
+            </w:r>
+          </w:p>
+        </w:tc>
+        <w:tc>
+          <w:tcPr>
+            <w:tcW w:type="dxa" w:w="2880"/>
+          </w:tcPr>
+          <w:p>
+            <w:r/>
+            <w:r>
+              <w:rPr>
+                <w:b/>
+              </w:rPr>
+              <w:t>Type</w:t>
+            </w:r>
+          </w:p>
+        </w:tc>
+        <w:tc>
+          <w:tcPr>
+            <w:tcW w:type="dxa" w:w="2880"/>
+          </w:tcPr>
+          <w:p>
+            <w:r/>
+            <w:r>
+              <w:rPr>
+                <w:b/>
+              </w:rPr>
+              <w:t>Description</w:t>
+            </w:r>
+          </w:p>
+        </w:tc>
+      </w:tr>
+      <w:tr>
+        <w:tc>
+          <w:tcPr>
+            <w:tcW w:type="dxa" w:w="2880"/>
+          </w:tcPr>
+          <w:p>
+            <w:r/>
+            <w:r>
+              <w:t>recipient</w:t>
+            </w:r>
+          </w:p>
+        </w:tc>
+        <w:tc>
+          <w:tcPr>
+            <w:tcW w:type="dxa" w:w="2880"/>
+          </w:tcPr>
+          <w:p>
+            <w:r/>
+            <w:r>
+              <w:t>FK -&gt; User</w:t>
+            </w:r>
+          </w:p>
+        </w:tc>
+        <w:tc>
+          <w:tcPr>
+            <w:tcW w:type="dxa" w:w="2880"/>
+          </w:tcPr>
+          <w:p>
+            <w:r/>
+            <w:r>
+              <w:t>Target user</w:t>
+            </w:r>
+          </w:p>
+        </w:tc>
+      </w:tr>
+      <w:tr>
+        <w:tc>
+          <w:tcPr>
+            <w:tcW w:type="dxa" w:w="2880"/>
+          </w:tcPr>
+          <w:p>
+            <w:r/>
+            <w:r>
+              <w:t>notification_type</w:t>
+            </w:r>
+          </w:p>
+        </w:tc>
+        <w:tc>
+          <w:tcPr>
+            <w:tcW w:type="dxa" w:w="2880"/>
+          </w:tcPr>
+          <w:p>
+            <w:r/>
+            <w:r>
+              <w:t>ENUM(9)</w:t>
+            </w:r>
+          </w:p>
+        </w:tc>
+        <w:tc>
+          <w:tcPr>
+            <w:tcW w:type="dxa" w:w="2880"/>
+          </w:tcPr>
+          <w:p>
+            <w:r/>
+            <w:r>
+              <w:t>See 4.11</w:t>
+            </w:r>
+          </w:p>
+        </w:tc>
+      </w:tr>
+      <w:tr>
+        <w:tc>
+          <w:tcPr>
+            <w:tcW w:type="dxa" w:w="2880"/>
+          </w:tcPr>
+          <w:p>
+            <w:r/>
+            <w:r>
+              <w:t>title</w:t>
+            </w:r>
+          </w:p>
+        </w:tc>
+        <w:tc>
+          <w:tcPr>
+            <w:tcW w:type="dxa" w:w="2880"/>
+          </w:tcPr>
+          <w:p>
+            <w:r/>
+            <w:r>
+              <w:t>VARCHAR(200)</w:t>
+            </w:r>
+          </w:p>
+        </w:tc>
+        <w:tc>
+          <w:tcPr>
+            <w:tcW w:type="dxa" w:w="2880"/>
+          </w:tcPr>
+          <w:p>
+            <w:r/>
+            <w:r>
+              <w:t>Subject</w:t>
+            </w:r>
+          </w:p>
+        </w:tc>
+      </w:tr>
+      <w:tr>
+        <w:tc>
+          <w:tcPr>
+            <w:tcW w:type="dxa" w:w="2880"/>
+          </w:tcPr>
+          <w:p>
+            <w:r/>
+            <w:r>
+              <w:t>message</w:t>
+            </w:r>
+          </w:p>
+        </w:tc>
+        <w:tc>
+          <w:tcPr>
+            <w:tcW w:type="dxa" w:w="2880"/>
+          </w:tcPr>
+          <w:p>
+            <w:r/>
+            <w:r>
+              <w:t>TEXT</w:t>
+            </w:r>
+          </w:p>
+        </w:tc>
+        <w:tc>
+          <w:tcPr>
+            <w:tcW w:type="dxa" w:w="2880"/>
+          </w:tcPr>
+          <w:p>
+            <w:r/>
+            <w:r>
+              <w:t>Body</w:t>
+            </w:r>
+          </w:p>
+        </w:tc>
+      </w:tr>
+      <w:tr>
+        <w:tc>
+          <w:tcPr>
+            <w:tcW w:type="dxa" w:w="2880"/>
+          </w:tcPr>
+          <w:p>
+            <w:r/>
+            <w:r>
+              <w:t>is_read</w:t>
+            </w:r>
+          </w:p>
+        </w:tc>
+        <w:tc>
+          <w:tcPr>
+            <w:tcW w:type="dxa" w:w="2880"/>
+          </w:tcPr>
+          <w:p>
+            <w:r/>
+            <w:r>
+              <w:t>BOOLEAN</w:t>
+            </w:r>
+          </w:p>
+        </w:tc>
+        <w:tc>
+          <w:tcPr>
+            <w:tcW w:type="dxa" w:w="2880"/>
+          </w:tcPr>
+          <w:p>
+            <w:r/>
+            <w:r>
+              <w:t>Read flag (indexed)</w:t>
+            </w:r>
+          </w:p>
+        </w:tc>
+      </w:tr>
+      <w:tr>
+        <w:tc>
+          <w:tcPr>
+            <w:tcW w:type="dxa" w:w="2880"/>
+          </w:tcPr>
+          <w:p>
+            <w:r/>
+            <w:r>
+              <w:t>email_sent</w:t>
+            </w:r>
+          </w:p>
+        </w:tc>
+        <w:tc>
+          <w:tcPr>
+            <w:tcW w:type="dxa" w:w="2880"/>
+          </w:tcPr>
+          <w:p>
+            <w:r/>
+            <w:r>
+              <w:t>BOOLEAN</w:t>
+            </w:r>
+          </w:p>
+        </w:tc>
+        <w:tc>
+          <w:tcPr>
+            <w:tcW w:type="dxa" w:w="2880"/>
+          </w:tcPr>
+          <w:p>
+            <w:r/>
+            <w:r>
+              <w:t>Delivery tracking</w:t>
+            </w:r>
+          </w:p>
+        </w:tc>
+      </w:tr>
+      <w:tr>
+        <w:tc>
+          <w:tcPr>
+            <w:tcW w:type="dxa" w:w="2880"/>
+          </w:tcPr>
+          <w:p>
+            <w:r/>
+            <w:r>
+              <w:t>email_sent_at</w:t>
+            </w:r>
+          </w:p>
+        </w:tc>
+        <w:tc>
+          <w:tcPr>
+            <w:tcW w:type="dxa" w:w="2880"/>
+          </w:tcPr>
+          <w:p>
+            <w:r/>
+            <w:r>
+              <w:t>DATETIME, NULL</w:t>
+            </w:r>
+          </w:p>
+        </w:tc>
+        <w:tc>
+          <w:tcPr>
+            <w:tcW w:type="dxa" w:w="2880"/>
+          </w:tcPr>
+          <w:p>
+            <w:r/>
+            <w:r>
+              <w:t>When emailed</w:t>
+            </w:r>
+          </w:p>
+        </w:tc>
+      </w:tr>
+      <w:tr>
+        <w:tc>
+          <w:tcPr>
+            <w:tcW w:type="dxa" w:w="2880"/>
+          </w:tcPr>
+          <w:p>
+            <w:r/>
+            <w:r>
+              <w:t>sms_sent</w:t>
+            </w:r>
+          </w:p>
+        </w:tc>
+        <w:tc>
+          <w:tcPr>
+            <w:tcW w:type="dxa" w:w="2880"/>
+          </w:tcPr>
+          <w:p>
+            <w:r/>
+            <w:r>
+              <w:t>BOOLEAN</w:t>
+            </w:r>
+          </w:p>
+        </w:tc>
+        <w:tc>
+          <w:tcPr>
+            <w:tcW w:type="dxa" w:w="2880"/>
+          </w:tcPr>
+          <w:p>
+            <w:r/>
+            <w:r>
+              <w:t>Delivery tracking</w:t>
+            </w:r>
+          </w:p>
+        </w:tc>
+      </w:tr>
+      <w:tr>
+        <w:tc>
+          <w:tcPr>
+            <w:tcW w:type="dxa" w:w="2880"/>
+          </w:tcPr>
+          <w:p>
+            <w:r/>
+            <w:r>
+              <w:t>sms_sent_at</w:t>
+            </w:r>
+          </w:p>
+        </w:tc>
+        <w:tc>
+          <w:tcPr>
+            <w:tcW w:type="dxa" w:w="2880"/>
+          </w:tcPr>
+          <w:p>
+            <w:r/>
+            <w:r>
+              <w:t>DATETIME, NULL</w:t>
+            </w:r>
+          </w:p>
+        </w:tc>
+        <w:tc>
+          <w:tcPr>
+            <w:tcW w:type="dxa" w:w="2880"/>
+          </w:tcPr>
+          <w:p>
+            <w:r/>
+            <w:r>
+              <w:t>When SMSed</w:t>
+            </w:r>
+          </w:p>
+        </w:tc>
+      </w:tr>
+      <w:tr>
+        <w:tc>
+          <w:tcPr>
+            <w:tcW w:type="dxa" w:w="2880"/>
+          </w:tcPr>
+          <w:p>
+            <w:r/>
+            <w:r>
+              <w:t>delivery_error</w:t>
+            </w:r>
+          </w:p>
+        </w:tc>
+        <w:tc>
+          <w:tcPr>
+            <w:tcW w:type="dxa" w:w="2880"/>
+          </w:tcPr>
+          <w:p>
+            <w:r/>
+            <w:r>
+              <w:t>TEXT</w:t>
+            </w:r>
+          </w:p>
+        </w:tc>
+        <w:tc>
+          <w:tcPr>
+            <w:tcW w:type="dxa" w:w="2880"/>
+          </w:tcPr>
+          <w:p>
+            <w:r/>
+            <w:r>
+              <w:t>Last failure reason</w:t>
+            </w:r>
+          </w:p>
+        </w:tc>
+      </w:tr>
+      <w:tr>
+        <w:tc>
+          <w:tcPr>
+            <w:tcW w:type="dxa" w:w="2880"/>
+          </w:tcPr>
+          <w:p>
+            <w:r/>
+            <w:r>
+              <w:t>created_at</w:t>
+            </w:r>
+          </w:p>
+        </w:tc>
+        <w:tc>
+          <w:tcPr>
+            <w:tcW w:type="dxa" w:w="2880"/>
+          </w:tcPr>
+          <w:p>
+            <w:r/>
+            <w:r>
+              <w:t>DATETIME</w:t>
+            </w:r>
+          </w:p>
+        </w:tc>
+        <w:tc>
+          <w:tcPr>
+            <w:tcW w:type="dxa" w:w="2880"/>
+          </w:tcPr>
+          <w:p>
+            <w:r/>
+            <w:r>
+              <w:t>Indexed</w:t>
+            </w:r>
+          </w:p>
+        </w:tc>
+      </w:tr>
+    </w:tbl>
+    <w:p>
+      <w:pPr/>
+    </w:p>
+    <w:p>
+      <w:pPr>
+        <w:pStyle w:val="Heading4"/>
+      </w:pPr>
+      <w:r>
+        <w:t>Table: clinic_paymentsettings (clinic accounts)</w:t>
+      </w:r>
+    </w:p>
+    <w:tbl>
+      <w:tblPr>
+        <w:tblStyle w:val="TableGrid"/>
+        <w:tblW w:type="auto" w:w="0"/>
+        <w:tblLook w:firstColumn="1" w:firstRow="1" w:lastColumn="0" w:lastRow="0" w:noHBand="0" w:noVBand="1" w:val="04A0"/>
+      </w:tblPr>
+      <w:tblGrid>
+        <w:gridCol w:w="2880"/>
+        <w:gridCol w:w="2880"/>
+        <w:gridCol w:w="2880"/>
+      </w:tblGrid>
+      <w:tr>
+        <w:tc>
+          <w:tcPr>
+            <w:tcW w:type="dxa" w:w="2880"/>
+          </w:tcPr>
+          <w:p>
+            <w:r/>
+            <w:r>
+              <w:rPr>
+                <w:b/>
+              </w:rPr>
+              <w:t>Field</w:t>
+            </w:r>
+          </w:p>
+        </w:tc>
+        <w:tc>
+          <w:tcPr>
+            <w:tcW w:type="dxa" w:w="2880"/>
+          </w:tcPr>
+          <w:p>
+            <w:r/>
+            <w:r>
+              <w:rPr>
+                <w:b/>
+              </w:rPr>
+              <w:t>Type</w:t>
+            </w:r>
+          </w:p>
+        </w:tc>
+        <w:tc>
+          <w:tcPr>
+            <w:tcW w:type="dxa" w:w="2880"/>
+          </w:tcPr>
+          <w:p>
+            <w:r/>
+            <w:r>
+              <w:rPr>
+                <w:b/>
+              </w:rPr>
+              <w:t>Description</w:t>
+            </w:r>
+          </w:p>
+        </w:tc>
+      </w:tr>
+      <w:tr>
+        <w:tc>
+          <w:tcPr>
+            <w:tcW w:type="dxa" w:w="2880"/>
+          </w:tcPr>
+          <w:p>
+            <w:r/>
+            <w:r>
+              <w:t>jazzcash_number</w:t>
+            </w:r>
+          </w:p>
+        </w:tc>
+        <w:tc>
+          <w:tcPr>
+            <w:tcW w:type="dxa" w:w="2880"/>
+          </w:tcPr>
+          <w:p>
+            <w:r/>
+            <w:r>
+              <w:t>VARCHAR(20), NULL</w:t>
+            </w:r>
+          </w:p>
+        </w:tc>
+        <w:tc>
+          <w:tcPr>
+            <w:tcW w:type="dxa" w:w="2880"/>
+          </w:tcPr>
+          <w:p>
+            <w:r/>
+            <w:r>
+              <w:t>JazzCash account</w:t>
+            </w:r>
+          </w:p>
+        </w:tc>
+      </w:tr>
+      <w:tr>
+        <w:tc>
+          <w:tcPr>
+            <w:tcW w:type="dxa" w:w="2880"/>
+          </w:tcPr>
+          <w:p>
+            <w:r/>
+            <w:r>
+              <w:t>easypaisa_number</w:t>
+            </w:r>
+          </w:p>
+        </w:tc>
+        <w:tc>
+          <w:tcPr>
+            <w:tcW w:type="dxa" w:w="2880"/>
+          </w:tcPr>
+          <w:p>
+            <w:r/>
+            <w:r>
+              <w:t>VARCHAR(20), NULL</w:t>
+            </w:r>
+          </w:p>
+        </w:tc>
+        <w:tc>
+          <w:tcPr>
+            <w:tcW w:type="dxa" w:w="2880"/>
+          </w:tcPr>
+          <w:p>
+            <w:r/>
+            <w:r>
+              <w:t>EasyPaisa account</w:t>
+            </w:r>
+          </w:p>
+        </w:tc>
+      </w:tr>
+      <w:tr>
+        <w:tc>
+          <w:tcPr>
+            <w:tcW w:type="dxa" w:w="2880"/>
+          </w:tcPr>
+          <w:p>
+            <w:r/>
+            <w:r>
+              <w:t>bank_name</w:t>
+            </w:r>
+          </w:p>
+        </w:tc>
+        <w:tc>
+          <w:tcPr>
+            <w:tcW w:type="dxa" w:w="2880"/>
+          </w:tcPr>
+          <w:p>
+            <w:r/>
+            <w:r>
+              <w:t>VARCHAR(100), NULL</w:t>
+            </w:r>
+          </w:p>
+        </w:tc>
+        <w:tc>
+          <w:tcPr>
+            <w:tcW w:type="dxa" w:w="2880"/>
+          </w:tcPr>
+          <w:p>
+            <w:r/>
+            <w:r>
+              <w:t>e.g. HBL</w:t>
+            </w:r>
+          </w:p>
+        </w:tc>
+      </w:tr>
+      <w:tr>
+        <w:tc>
+          <w:tcPr>
+            <w:tcW w:type="dxa" w:w="2880"/>
+          </w:tcPr>
+          <w:p>
+            <w:r/>
+            <w:r>
+              <w:t>bank_account_title</w:t>
+            </w:r>
+          </w:p>
+        </w:tc>
+        <w:tc>
+          <w:tcPr>
+            <w:tcW w:type="dxa" w:w="2880"/>
+          </w:tcPr>
+          <w:p>
+            <w:r/>
+            <w:r>
+              <w:t>VARCHAR(200), NULL</w:t>
+            </w:r>
+          </w:p>
+        </w:tc>
+        <w:tc>
+          <w:tcPr>
+            <w:tcW w:type="dxa" w:w="2880"/>
+          </w:tcPr>
+          <w:p>
+            <w:r/>
+            <w:r>
+              <w:t>Account title</w:t>
+            </w:r>
+          </w:p>
+        </w:tc>
+      </w:tr>
+      <w:tr>
+        <w:tc>
+          <w:tcPr>
+            <w:tcW w:type="dxa" w:w="2880"/>
+          </w:tcPr>
+          <w:p>
+            <w:r/>
+            <w:r>
+              <w:t>bank_account_number</w:t>
+            </w:r>
+          </w:p>
+        </w:tc>
+        <w:tc>
+          <w:tcPr>
+            <w:tcW w:type="dxa" w:w="2880"/>
+          </w:tcPr>
+          <w:p>
+            <w:r/>
+            <w:r>
+              <w:t>VARCHAR(50), NULL</w:t>
+            </w:r>
+          </w:p>
+        </w:tc>
+        <w:tc>
+          <w:tcPr>
+            <w:tcW w:type="dxa" w:w="2880"/>
+          </w:tcPr>
+          <w:p>
+            <w:r/>
+            <w:r>
+              <w:t>IBAN / number</w:t>
+            </w:r>
+          </w:p>
+        </w:tc>
+      </w:tr>
+      <w:tr>
+        <w:tc>
+          <w:tcPr>
+            <w:tcW w:type="dxa" w:w="2880"/>
+          </w:tcPr>
+          <w:p>
+            <w:r/>
+            <w:r>
+              <w:t>updated_at</w:t>
+            </w:r>
+          </w:p>
+        </w:tc>
+        <w:tc>
+          <w:tcPr>
+            <w:tcW w:type="dxa" w:w="2880"/>
+          </w:tcPr>
+          <w:p>
+            <w:r/>
+            <w:r>
+              <w:t>DATETIME</w:t>
+            </w:r>
+          </w:p>
+        </w:tc>
+        <w:tc>
+          <w:tcPr>
+            <w:tcW w:type="dxa" w:w="2880"/>
+          </w:tcPr>
+          <w:p>
+            <w:r/>
+            <w:r>
+              <w:t>Auto</w:t>
+            </w:r>
+          </w:p>
+        </w:tc>
+      </w:tr>
+    </w:tbl>
+    <w:p>
+      <w:pPr/>
+    </w:p>
+    <w:p>
+      <w:pPr>
+        <w:pStyle w:val="Heading4"/>
+      </w:pPr>
+      <w:r>
+        <w:t>Table: clinic_doctorreview</w:t>
+      </w:r>
+    </w:p>
+    <w:tbl>
+      <w:tblPr>
+        <w:tblStyle w:val="TableGrid"/>
+        <w:tblW w:type="auto" w:w="0"/>
+        <w:tblLook w:firstColumn="1" w:firstRow="1" w:lastColumn="0" w:lastRow="0" w:noHBand="0" w:noVBand="1" w:val="04A0"/>
+      </w:tblPr>
+      <w:tblGrid>
+        <w:gridCol w:w="2880"/>
+        <w:gridCol w:w="2880"/>
+        <w:gridCol w:w="2880"/>
+      </w:tblGrid>
+      <w:tr>
+        <w:tc>
+          <w:tcPr>
+            <w:tcW w:type="dxa" w:w="2880"/>
+          </w:tcPr>
+          <w:p>
+            <w:r/>
+            <w:r>
+              <w:rPr>
+                <w:b/>
+              </w:rPr>
+              <w:t>Field</w:t>
+            </w:r>
+          </w:p>
+        </w:tc>
+        <w:tc>
+          <w:tcPr>
+            <w:tcW w:type="dxa" w:w="2880"/>
+          </w:tcPr>
+          <w:p>
+            <w:r/>
+            <w:r>
+              <w:rPr>
+                <w:b/>
+              </w:rPr>
+              <w:t>Type</w:t>
+            </w:r>
+          </w:p>
+        </w:tc>
+        <w:tc>
+          <w:tcPr>
+            <w:tcW w:type="dxa" w:w="2880"/>
+          </w:tcPr>
+          <w:p>
+            <w:r/>
+            <w:r>
+              <w:rPr>
+                <w:b/>
+              </w:rPr>
+              <w:t>Description</w:t>
+            </w:r>
+          </w:p>
+        </w:tc>
+      </w:tr>
+      <w:tr>
+        <w:tc>
+          <w:tcPr>
+            <w:tcW w:type="dxa" w:w="2880"/>
+          </w:tcPr>
+          <w:p>
+            <w:r/>
+            <w:r>
+              <w:t>patient</w:t>
+            </w:r>
+          </w:p>
+        </w:tc>
+        <w:tc>
+          <w:tcPr>
+            <w:tcW w:type="dxa" w:w="2880"/>
+          </w:tcPr>
+          <w:p>
+            <w:r/>
+            <w:r>
+              <w:t>FK -&gt; User</w:t>
+            </w:r>
+          </w:p>
+        </w:tc>
+        <w:tc>
+          <w:tcPr>
+            <w:tcW w:type="dxa" w:w="2880"/>
+          </w:tcPr>
+          <w:p>
+            <w:r/>
+            <w:r>
+              <w:t>Reviewer</w:t>
+            </w:r>
+          </w:p>
+        </w:tc>
+      </w:tr>
+      <w:tr>
+        <w:tc>
+          <w:tcPr>
+            <w:tcW w:type="dxa" w:w="2880"/>
+          </w:tcPr>
+          <w:p>
+            <w:r/>
+            <w:r>
+              <w:t>doctor</w:t>
+            </w:r>
+          </w:p>
+        </w:tc>
+        <w:tc>
+          <w:tcPr>
+            <w:tcW w:type="dxa" w:w="2880"/>
+          </w:tcPr>
+          <w:p>
+            <w:r/>
+            <w:r>
+              <w:t>FK -&gt; User</w:t>
+            </w:r>
+          </w:p>
+        </w:tc>
+        <w:tc>
+          <w:tcPr>
+            <w:tcW w:type="dxa" w:w="2880"/>
+          </w:tcPr>
+          <w:p>
+            <w:r/>
+            <w:r>
+              <w:t>Reviewed doctor</w:t>
+            </w:r>
+          </w:p>
+        </w:tc>
+      </w:tr>
+      <w:tr>
+        <w:tc>
+          <w:tcPr>
+            <w:tcW w:type="dxa" w:w="2880"/>
+          </w:tcPr>
+          <w:p>
+            <w:r/>
+            <w:r>
+              <w:t>appointment</w:t>
+            </w:r>
+          </w:p>
+        </w:tc>
+        <w:tc>
+          <w:tcPr>
+            <w:tcW w:type="dxa" w:w="2880"/>
+          </w:tcPr>
+          <w:p>
+            <w:r/>
+            <w:r>
+              <w:t>OneToOne -&gt; Appointment</w:t>
+            </w:r>
+          </w:p>
+        </w:tc>
+        <w:tc>
+          <w:tcPr>
+            <w:tcW w:type="dxa" w:w="2880"/>
+          </w:tcPr>
+          <w:p>
+            <w:r/>
+            <w:r>
+              <w:t>Source visit</w:t>
+            </w:r>
+          </w:p>
+        </w:tc>
+      </w:tr>
+      <w:tr>
+        <w:tc>
+          <w:tcPr>
+            <w:tcW w:type="dxa" w:w="2880"/>
+          </w:tcPr>
+          <w:p>
+            <w:r/>
+            <w:r>
+              <w:t>rating</w:t>
+            </w:r>
+          </w:p>
+        </w:tc>
+        <w:tc>
+          <w:tcPr>
+            <w:tcW w:type="dxa" w:w="2880"/>
+          </w:tcPr>
+          <w:p>
+            <w:r/>
+            <w:r>
+              <w:t>INTEGER</w:t>
+            </w:r>
+          </w:p>
+        </w:tc>
+        <w:tc>
+          <w:tcPr>
+            <w:tcW w:type="dxa" w:w="2880"/>
+          </w:tcPr>
+          <w:p>
+            <w:r/>
+            <w:r>
+              <w:t>1..5</w:t>
+            </w:r>
+          </w:p>
+        </w:tc>
+      </w:tr>
+      <w:tr>
+        <w:tc>
+          <w:tcPr>
+            <w:tcW w:type="dxa" w:w="2880"/>
+          </w:tcPr>
+          <w:p>
+            <w:r/>
+            <w:r>
+              <w:t>comment</w:t>
+            </w:r>
+          </w:p>
+        </w:tc>
+        <w:tc>
+          <w:tcPr>
+            <w:tcW w:type="dxa" w:w="2880"/>
+          </w:tcPr>
+          <w:p>
+            <w:r/>
+            <w:r>
+              <w:t>TEXT</w:t>
+            </w:r>
+          </w:p>
+        </w:tc>
+        <w:tc>
+          <w:tcPr>
+            <w:tcW w:type="dxa" w:w="2880"/>
+          </w:tcPr>
+          <w:p>
+            <w:r/>
+            <w:r>
+              <w:t>Review text</w:t>
+            </w:r>
+          </w:p>
+        </w:tc>
+      </w:tr>
+      <w:tr>
+        <w:tc>
+          <w:tcPr>
+            <w:tcW w:type="dxa" w:w="2880"/>
+          </w:tcPr>
+          <w:p>
+            <w:r/>
+            <w:r>
+              <w:t>created_at</w:t>
+            </w:r>
+          </w:p>
+        </w:tc>
+        <w:tc>
+          <w:tcPr>
+            <w:tcW w:type="dxa" w:w="2880"/>
+          </w:tcPr>
+          <w:p>
+            <w:r/>
+            <w:r>
+              <w:t>DATETIME</w:t>
+            </w:r>
+          </w:p>
+        </w:tc>
+        <w:tc>
+          <w:tcPr>
+            <w:tcW w:type="dxa" w:w="2880"/>
+          </w:tcPr>
+          <w:p>
+            <w:r/>
+            <w:r>
+              <w:t>Auto</w:t>
+            </w:r>
+          </w:p>
+        </w:tc>
+      </w:tr>
+      <w:tr>
+        <w:tc>
+          <w:tcPr>
+            <w:tcW w:type="dxa" w:w="2880"/>
+          </w:tcPr>
+          <w:p>
+            <w:r/>
+            <w:r>
+              <w:t>(patient, appointment)</w:t>
+            </w:r>
+          </w:p>
+        </w:tc>
+        <w:tc>
+          <w:tcPr>
+            <w:tcW w:type="dxa" w:w="2880"/>
+          </w:tcPr>
+          <w:p>
+            <w:r/>
+            <w:r>
+              <w:t>UNIQUE</w:t>
+            </w:r>
+          </w:p>
+        </w:tc>
+        <w:tc>
+          <w:tcPr>
+            <w:tcW w:type="dxa" w:w="2880"/>
+          </w:tcPr>
+          <w:p>
+            <w:r/>
+            <w:r>
+              <w:t>One review per visit</w:t>
+            </w:r>
+          </w:p>
+        </w:tc>
+      </w:tr>
+    </w:tbl>
+    <w:p>
+      <w:pPr/>
+    </w:p>
+    <w:p>
+      <w:pPr>
         <w:pStyle w:val="Heading1"/>
         <w:spacing w:line="360" w:lineRule="auto"/>
         <w:jc w:val="both"/>
@@ -3198,6 +7697,629 @@
         <w:t>4.1 Development Environment and Tools</w:t>
       </w:r>
     </w:p>
+    <w:p>
+      <w:pPr>
+        <w:pStyle w:val="Heading4"/>
+      </w:pPr>
+      <w:r>
+        <w:t>4.1.1 Technology Stack</w:t>
+      </w:r>
+    </w:p>
+    <w:p>
+      <w:pPr/>
+      <w:r>
+        <w:rPr>
+          <w:b w:val="0"/>
+        </w:rPr>
+        <w:t>The system is built with the Django web framework using the Model-View-Template (MVT) architectural pattern. The verified runtime stack is:</w:t>
+      </w:r>
+    </w:p>
+    <w:tbl>
+      <w:tblPr>
+        <w:tblStyle w:val="TableGrid"/>
+        <w:tblW w:type="auto" w:w="0"/>
+        <w:tblLook w:firstColumn="1" w:firstRow="1" w:lastColumn="0" w:lastRow="0" w:noHBand="0" w:noVBand="1" w:val="04A0"/>
+      </w:tblPr>
+      <w:tblGrid>
+        <w:gridCol w:w="4320"/>
+        <w:gridCol w:w="4320"/>
+      </w:tblGrid>
+      <w:tr>
+        <w:tc>
+          <w:tcPr>
+            <w:tcW w:type="dxa" w:w="4320"/>
+          </w:tcPr>
+          <w:p>
+            <w:r/>
+            <w:r>
+              <w:rPr>
+                <w:b/>
+              </w:rPr>
+              <w:t>Layer</w:t>
+            </w:r>
+          </w:p>
+        </w:tc>
+        <w:tc>
+          <w:tcPr>
+            <w:tcW w:type="dxa" w:w="4320"/>
+          </w:tcPr>
+          <w:p>
+            <w:r/>
+            <w:r>
+              <w:rPr>
+                <w:b/>
+              </w:rPr>
+              <w:t>Technology</w:t>
+            </w:r>
+          </w:p>
+        </w:tc>
+      </w:tr>
+      <w:tr>
+        <w:tc>
+          <w:tcPr>
+            <w:tcW w:type="dxa" w:w="4320"/>
+          </w:tcPr>
+          <w:p>
+            <w:r/>
+            <w:r>
+              <w:t>Language</w:t>
+            </w:r>
+          </w:p>
+        </w:tc>
+        <w:tc>
+          <w:tcPr>
+            <w:tcW w:type="dxa" w:w="4320"/>
+          </w:tcPr>
+          <w:p>
+            <w:r/>
+            <w:r>
+              <w:t>Python 3.14</w:t>
+            </w:r>
+          </w:p>
+        </w:tc>
+      </w:tr>
+      <w:tr>
+        <w:tc>
+          <w:tcPr>
+            <w:tcW w:type="dxa" w:w="4320"/>
+          </w:tcPr>
+          <w:p>
+            <w:r/>
+            <w:r>
+              <w:t>Framework</w:t>
+            </w:r>
+          </w:p>
+        </w:tc>
+        <w:tc>
+          <w:tcPr>
+            <w:tcW w:type="dxa" w:w="4320"/>
+          </w:tcPr>
+          <w:p>
+            <w:r/>
+            <w:r>
+              <w:t>Django 6.0.6 (requirements pin &gt;=5.2,&lt;5.3)</w:t>
+            </w:r>
+          </w:p>
+        </w:tc>
+      </w:tr>
+      <w:tr>
+        <w:tc>
+          <w:tcPr>
+            <w:tcW w:type="dxa" w:w="4320"/>
+          </w:tcPr>
+          <w:p>
+            <w:r/>
+            <w:r>
+              <w:t>Database</w:t>
+            </w:r>
+          </w:p>
+        </w:tc>
+        <w:tc>
+          <w:tcPr>
+            <w:tcW w:type="dxa" w:w="4320"/>
+          </w:tcPr>
+          <w:p>
+            <w:r/>
+            <w:r>
+              <w:t>MySQL 8.4 (driver: mysqlclient)</w:t>
+            </w:r>
+          </w:p>
+        </w:tc>
+      </w:tr>
+      <w:tr>
+        <w:tc>
+          <w:tcPr>
+            <w:tcW w:type="dxa" w:w="4320"/>
+          </w:tcPr>
+          <w:p>
+            <w:r/>
+            <w:r>
+              <w:t>ORM</w:t>
+            </w:r>
+          </w:p>
+        </w:tc>
+        <w:tc>
+          <w:tcPr>
+            <w:tcW w:type="dxa" w:w="4320"/>
+          </w:tcPr>
+          <w:p>
+            <w:r/>
+            <w:r>
+              <w:t>Django ORM (no raw SQL in app code)</w:t>
+            </w:r>
+          </w:p>
+        </w:tc>
+      </w:tr>
+      <w:tr>
+        <w:tc>
+          <w:tcPr>
+            <w:tcW w:type="dxa" w:w="4320"/>
+          </w:tcPr>
+          <w:p>
+            <w:r/>
+            <w:r>
+              <w:t>Frontend</w:t>
+            </w:r>
+          </w:p>
+        </w:tc>
+        <w:tc>
+          <w:tcPr>
+            <w:tcW w:type="dxa" w:w="4320"/>
+          </w:tcPr>
+          <w:p>
+            <w:r/>
+            <w:r>
+              <w:t>HTML5, CSS3 (medical teal theme + dark mode), vanilla JavaScript</w:t>
+            </w:r>
+          </w:p>
+        </w:tc>
+      </w:tr>
+      <w:tr>
+        <w:tc>
+          <w:tcPr>
+            <w:tcW w:type="dxa" w:w="4320"/>
+          </w:tcPr>
+          <w:p>
+            <w:r/>
+            <w:r>
+              <w:t>Templating</w:t>
+            </w:r>
+          </w:p>
+        </w:tc>
+        <w:tc>
+          <w:tcPr>
+            <w:tcW w:type="dxa" w:w="4320"/>
+          </w:tcPr>
+          <w:p>
+            <w:r/>
+            <w:r>
+              <w:t>Django Template Language (51 HTML templates)</w:t>
+            </w:r>
+          </w:p>
+        </w:tc>
+      </w:tr>
+      <w:tr>
+        <w:tc>
+          <w:tcPr>
+            <w:tcW w:type="dxa" w:w="4320"/>
+          </w:tcPr>
+          <w:p>
+            <w:r/>
+            <w:r>
+              <w:t>Media handling</w:t>
+            </w:r>
+          </w:p>
+        </w:tc>
+        <w:tc>
+          <w:tcPr>
+            <w:tcW w:type="dxa" w:w="4320"/>
+          </w:tcPr>
+          <w:p>
+            <w:r/>
+            <w:r>
+              <w:t>Pillow (profile photos, payment proofs, lab reports)</w:t>
+            </w:r>
+          </w:p>
+        </w:tc>
+      </w:tr>
+      <w:tr>
+        <w:tc>
+          <w:tcPr>
+            <w:tcW w:type="dxa" w:w="4320"/>
+          </w:tcPr>
+          <w:p>
+            <w:r/>
+            <w:r>
+              <w:t>Email</w:t>
+            </w:r>
+          </w:p>
+        </w:tc>
+        <w:tc>
+          <w:tcPr>
+            <w:tcW w:type="dxa" w:w="4320"/>
+          </w:tcPr>
+          <w:p>
+            <w:r/>
+            <w:r>
+              <w:t>Django send_mail via Gmail SMTP (console backend in dev)</w:t>
+            </w:r>
+          </w:p>
+        </w:tc>
+      </w:tr>
+      <w:tr>
+        <w:tc>
+          <w:tcPr>
+            <w:tcW w:type="dxa" w:w="4320"/>
+          </w:tcPr>
+          <w:p>
+            <w:r/>
+            <w:r>
+              <w:t>SMS</w:t>
+            </w:r>
+          </w:p>
+        </w:tc>
+        <w:tc>
+          <w:tcPr>
+            <w:tcW w:type="dxa" w:w="4320"/>
+          </w:tcPr>
+          <w:p>
+            <w:r/>
+            <w:r>
+              <w:t>Twilio REST API (Pakistani number normalisation to +92)</w:t>
+            </w:r>
+          </w:p>
+        </w:tc>
+      </w:tr>
+      <w:tr>
+        <w:tc>
+          <w:tcPr>
+            <w:tcW w:type="dxa" w:w="4320"/>
+          </w:tcPr>
+          <w:p>
+            <w:r/>
+            <w:r>
+              <w:t>Config</w:t>
+            </w:r>
+          </w:p>
+        </w:tc>
+        <w:tc>
+          <w:tcPr>
+            <w:tcW w:type="dxa" w:w="4320"/>
+          </w:tcPr>
+          <w:p>
+            <w:r/>
+            <w:r>
+              <w:t>python-dotenv (.env for secrets)</w:t>
+            </w:r>
+          </w:p>
+        </w:tc>
+      </w:tr>
+      <w:tr>
+        <w:tc>
+          <w:tcPr>
+            <w:tcW w:type="dxa" w:w="4320"/>
+          </w:tcPr>
+          <w:p>
+            <w:r/>
+            <w:r>
+              <w:t>Platform</w:t>
+            </w:r>
+          </w:p>
+        </w:tc>
+        <w:tc>
+          <w:tcPr>
+            <w:tcW w:type="dxa" w:w="4320"/>
+          </w:tcPr>
+          <w:p>
+            <w:r/>
+            <w:r>
+              <w:t>WSL2 (Ubuntu) on Windows; LAN-served via runserver 0.0.0.0:8000</w:t>
+            </w:r>
+          </w:p>
+        </w:tc>
+      </w:tr>
+    </w:tbl>
+    <w:p>
+      <w:pPr/>
+    </w:p>
+    <w:p>
+      <w:pPr>
+        <w:pStyle w:val="Heading4"/>
+      </w:pPr>
+      <w:r>
+        <w:t>4.1.2 Project Structure</w:t>
+      </w:r>
+    </w:p>
+    <w:p>
+      <w:pPr/>
+      <w:r>
+        <w:rPr>
+          <w:b w:val="0"/>
+        </w:rPr>
+        <w:t>After the final restructuring the repository is split into a frontend and a backend, each module in its own package:</w:t>
+      </w:r>
+    </w:p>
+    <w:tbl>
+      <w:tblPr>
+        <w:tblStyle w:val="TableGrid"/>
+        <w:tblW w:type="auto" w:w="0"/>
+        <w:tblLook w:firstColumn="1" w:firstRow="1" w:lastColumn="0" w:lastRow="0" w:noHBand="0" w:noVBand="1" w:val="04A0"/>
+      </w:tblPr>
+      <w:tblGrid>
+        <w:gridCol w:w="4320"/>
+        <w:gridCol w:w="4320"/>
+      </w:tblGrid>
+      <w:tr>
+        <w:tc>
+          <w:tcPr>
+            <w:tcW w:type="dxa" w:w="4320"/>
+          </w:tcPr>
+          <w:p>
+            <w:r/>
+            <w:r>
+              <w:rPr>
+                <w:b/>
+              </w:rPr>
+              <w:t>Path</w:t>
+            </w:r>
+          </w:p>
+        </w:tc>
+        <w:tc>
+          <w:tcPr>
+            <w:tcW w:type="dxa" w:w="4320"/>
+          </w:tcPr>
+          <w:p>
+            <w:r/>
+            <w:r>
+              <w:rPr>
+                <w:b/>
+              </w:rPr>
+              <w:t>Contents</w:t>
+            </w:r>
+          </w:p>
+        </w:tc>
+      </w:tr>
+      <w:tr>
+        <w:tc>
+          <w:tcPr>
+            <w:tcW w:type="dxa" w:w="4320"/>
+          </w:tcPr>
+          <w:p>
+            <w:r/>
+            <w:r>
+              <w:t>frontend/templates/</w:t>
+            </w:r>
+          </w:p>
+        </w:tc>
+        <w:tc>
+          <w:tcPr>
+            <w:tcW w:type="dxa" w:w="4320"/>
+          </w:tcPr>
+          <w:p>
+            <w:r/>
+            <w:r>
+              <w:t>HTML templates: base/, accounts/, clinic/ (51 files)</w:t>
+            </w:r>
+          </w:p>
+        </w:tc>
+      </w:tr>
+      <w:tr>
+        <w:tc>
+          <w:tcPr>
+            <w:tcW w:type="dxa" w:w="4320"/>
+          </w:tcPr>
+          <w:p>
+            <w:r/>
+            <w:r>
+              <w:t>frontend/static/</w:t>
+            </w:r>
+          </w:p>
+        </w:tc>
+        <w:tc>
+          <w:tcPr>
+            <w:tcW w:type="dxa" w:w="4320"/>
+          </w:tcPr>
+          <w:p>
+            <w:r/>
+            <w:r>
+              <w:t>css/ (style.css), js/ (main.js), images/</w:t>
+            </w:r>
+          </w:p>
+        </w:tc>
+      </w:tr>
+      <w:tr>
+        <w:tc>
+          <w:tcPr>
+            <w:tcW w:type="dxa" w:w="4320"/>
+          </w:tcPr>
+          <w:p>
+            <w:r/>
+            <w:r>
+              <w:t>backend/manage.py</w:t>
+            </w:r>
+          </w:p>
+        </w:tc>
+        <w:tc>
+          <w:tcPr>
+            <w:tcW w:type="dxa" w:w="4320"/>
+          </w:tcPr>
+          <w:p>
+            <w:r/>
+            <w:r>
+              <w:t>Django entry point</w:t>
+            </w:r>
+          </w:p>
+        </w:tc>
+      </w:tr>
+      <w:tr>
+        <w:tc>
+          <w:tcPr>
+            <w:tcW w:type="dxa" w:w="4320"/>
+          </w:tcPr>
+          <w:p>
+            <w:r/>
+            <w:r>
+              <w:t>backend/project/</w:t>
+            </w:r>
+          </w:p>
+        </w:tc>
+        <w:tc>
+          <w:tcPr>
+            <w:tcW w:type="dxa" w:w="4320"/>
+          </w:tcPr>
+          <w:p>
+            <w:r/>
+            <w:r>
+              <w:t>settings.py, urls.py, wsgi.py, asgi.py</w:t>
+            </w:r>
+          </w:p>
+        </w:tc>
+      </w:tr>
+      <w:tr>
+        <w:tc>
+          <w:tcPr>
+            <w:tcW w:type="dxa" w:w="4320"/>
+          </w:tcPr>
+          <w:p>
+            <w:r/>
+            <w:r>
+              <w:t>backend/apps/accounts/</w:t>
+            </w:r>
+          </w:p>
+        </w:tc>
+        <w:tc>
+          <w:tcPr>
+            <w:tcW w:type="dxa" w:w="4320"/>
+          </w:tcPr>
+          <w:p>
+            <w:r/>
+            <w:r>
+              <w:t>User, auth, staff management</w:t>
+            </w:r>
+          </w:p>
+        </w:tc>
+      </w:tr>
+      <w:tr>
+        <w:tc>
+          <w:tcPr>
+            <w:tcW w:type="dxa" w:w="4320"/>
+          </w:tcPr>
+          <w:p>
+            <w:r/>
+            <w:r>
+              <w:t>backend/apps/clinic/</w:t>
+            </w:r>
+          </w:p>
+        </w:tc>
+        <w:tc>
+          <w:tcPr>
+            <w:tcW w:type="dxa" w:w="4320"/>
+          </w:tcPr>
+          <w:p>
+            <w:r/>
+            <w:r>
+              <w:t>appointments, queue, records, lab, payments, reviews, notifications</w:t>
+            </w:r>
+          </w:p>
+        </w:tc>
+      </w:tr>
+      <w:tr>
+        <w:tc>
+          <w:tcPr>
+            <w:tcW w:type="dxa" w:w="4320"/>
+          </w:tcPr>
+          <w:p>
+            <w:r/>
+            <w:r>
+              <w:t>backend/requirements.txt</w:t>
+            </w:r>
+          </w:p>
+        </w:tc>
+        <w:tc>
+          <w:tcPr>
+            <w:tcW w:type="dxa" w:w="4320"/>
+          </w:tcPr>
+          <w:p>
+            <w:r/>
+            <w:r>
+              <w:t>Pinned dependencies</w:t>
+            </w:r>
+          </w:p>
+        </w:tc>
+      </w:tr>
+      <w:tr>
+        <w:tc>
+          <w:tcPr>
+            <w:tcW w:type="dxa" w:w="4320"/>
+          </w:tcPr>
+          <w:p>
+            <w:r/>
+            <w:r>
+              <w:t>database/</w:t>
+            </w:r>
+          </w:p>
+        </w:tc>
+        <w:tc>
+          <w:tcPr>
+            <w:tcW w:type="dxa" w:w="4320"/>
+          </w:tcPr>
+          <w:p>
+            <w:r/>
+            <w:r>
+              <w:t>Database file / .gitkeep</w:t>
+            </w:r>
+          </w:p>
+        </w:tc>
+      </w:tr>
+      <w:tr>
+        <w:tc>
+          <w:tcPr>
+            <w:tcW w:type="dxa" w:w="4320"/>
+          </w:tcPr>
+          <w:p>
+            <w:r/>
+            <w:r>
+              <w:t>media/</w:t>
+            </w:r>
+          </w:p>
+        </w:tc>
+        <w:tc>
+          <w:tcPr>
+            <w:tcW w:type="dxa" w:w="4320"/>
+          </w:tcPr>
+          <w:p>
+            <w:r/>
+            <w:r>
+              <w:t>User uploads (git-ignored)</w:t>
+            </w:r>
+          </w:p>
+        </w:tc>
+      </w:tr>
+      <w:tr>
+        <w:tc>
+          <w:tcPr>
+            <w:tcW w:type="dxa" w:w="4320"/>
+          </w:tcPr>
+          <w:p>
+            <w:r/>
+            <w:r>
+              <w:t>diagrams/</w:t>
+            </w:r>
+          </w:p>
+        </w:tc>
+        <w:tc>
+          <w:tcPr>
+            <w:tcW w:type="dxa" w:w="4320"/>
+          </w:tcPr>
+          <w:p>
+            <w:r/>
+            <w:r>
+              <w:t>UML / ER source assets</w:t>
+            </w:r>
+          </w:p>
+        </w:tc>
+      </w:tr>
+    </w:tbl>
     <w:p>
       <w:pPr>
         <w:spacing w:line="360" w:lineRule="auto"/>
@@ -3378,6 +8500,125 @@
     </w:p>
     <w:p>
       <w:pPr>
+        <w:pStyle w:val="Heading3"/>
+      </w:pPr>
+      <w:r>
+        <w:t>4.2.1 Features &amp; Key Endpoints</w:t>
+      </w:r>
+    </w:p>
+    <w:p>
+      <w:pPr/>
+      <w:r>
+        <w:rPr>
+          <w:b w:val="0"/>
+        </w:rPr>
+        <w:t>Handles the custom User model with four roles (ADMIN, DOCTOR, RECEPTIONIST, PATIENT). Patients self-register or are registered by the admin; the system auto-generates a unique patient ID of the form MQ-000001. Password reset is email-based. Admins create, edit and delete staff (doctors / receptionists) and upload profile photos.</w:t>
+      </w:r>
+    </w:p>
+    <w:p>
+      <w:pPr/>
+      <w:r>
+        <w:rPr>
+          <w:b/>
+        </w:rPr>
+        <w:t>Key URL endpoints:</w:t>
+      </w:r>
+    </w:p>
+    <w:p>
+      <w:pPr/>
+      <w:r>
+        <w:rPr>
+          <w:b w:val="0"/>
+        </w:rPr>
+        <w:t>• /  (home page)</w:t>
+      </w:r>
+    </w:p>
+    <w:p>
+      <w:pPr/>
+      <w:r>
+        <w:rPr>
+          <w:b w:val="0"/>
+        </w:rPr>
+        <w:t>• /dashboard/  (role-based landing)</w:t>
+      </w:r>
+    </w:p>
+    <w:p>
+      <w:pPr/>
+      <w:r>
+        <w:rPr>
+          <w:b w:val="0"/>
+        </w:rPr>
+        <w:t>• /login/ , /logout/</w:t>
+      </w:r>
+    </w:p>
+    <w:p>
+      <w:pPr/>
+      <w:r>
+        <w:rPr>
+          <w:b w:val="0"/>
+        </w:rPr>
+        <w:t>• /signup/  (patient self-registration)</w:t>
+      </w:r>
+    </w:p>
+    <w:p>
+      <w:pPr/>
+      <w:r>
+        <w:rPr>
+          <w:b w:val="0"/>
+        </w:rPr>
+        <w:t>• /admin/staff/  (list staff)</w:t>
+      </w:r>
+    </w:p>
+    <w:p>
+      <w:pPr/>
+      <w:r>
+        <w:rPr>
+          <w:b w:val="0"/>
+        </w:rPr>
+        <w:t>• /admin/staff/create/  (add doctor/receptionist)</w:t>
+      </w:r>
+    </w:p>
+    <w:p>
+      <w:pPr/>
+      <w:r>
+        <w:rPr>
+          <w:b w:val="0"/>
+        </w:rPr>
+        <w:t>• /admin/staff/&lt;id&gt;/edit/  (edit staff)</w:t>
+      </w:r>
+    </w:p>
+    <w:p>
+      <w:pPr/>
+      <w:r>
+        <w:rPr>
+          <w:b w:val="0"/>
+        </w:rPr>
+        <w:t>• /admin/staff/&lt;id&gt;/delete/  (remove staff)</w:t>
+      </w:r>
+    </w:p>
+    <w:p>
+      <w:pPr/>
+      <w:r>
+        <w:rPr>
+          <w:b w:val="0"/>
+        </w:rPr>
+        <w:t>• /password-reset/ , /password-reset/done/</w:t>
+      </w:r>
+    </w:p>
+    <w:p>
+      <w:pPr/>
+      <w:r>
+        <w:rPr>
+          <w:b w:val="0"/>
+        </w:rPr>
+        <w:t>• /password-reset-confirm/&lt;uidb64&gt;/&lt;token&gt;/ , /password-reset-complete/</w:t>
+      </w:r>
+    </w:p>
+    <w:p>
+      <w:pPr/>
+    </w:p>
+    <w:p>
+      <w:pPr>
         <w:spacing w:line="360" w:lineRule="auto"/>
         <w:jc w:val="both"/>
         <w:rPr>
@@ -3503,6 +8744,98 @@
         </w:rPr>
         <w:t>4.3 Appointment Booking Module</w:t>
       </w:r>
+    </w:p>
+    <w:p>
+      <w:pPr>
+        <w:pStyle w:val="Heading3"/>
+      </w:pPr>
+      <w:r>
+        <w:t>4.3.1 Features &amp; Key Endpoints</w:t>
+      </w:r>
+    </w:p>
+    <w:p>
+      <w:pPr/>
+      <w:r>
+        <w:rPr>
+          <w:b w:val="0"/>
+        </w:rPr>
+        <w:t>Patients pick a doctor, date and a free time slot (availability is checked live via an AJAX endpoint). Booking creates a PENDING appointment and redirects to payment. Patients may cancel or reschedule; they can view their own appointments and a detail page. Admins perform walk-in bookings that are instantly CONFIRMED, marked PAID (cash) and queued.</w:t>
+      </w:r>
+    </w:p>
+    <w:p>
+      <w:pPr/>
+      <w:r>
+        <w:rPr>
+          <w:b/>
+        </w:rPr>
+        <w:t>Key URL endpoints:</w:t>
+      </w:r>
+    </w:p>
+    <w:p>
+      <w:pPr/>
+      <w:r>
+        <w:rPr>
+          <w:b w:val="0"/>
+        </w:rPr>
+        <w:t>• /clinic/book/  (book appointment)</w:t>
+      </w:r>
+    </w:p>
+    <w:p>
+      <w:pPr/>
+      <w:r>
+        <w:rPr>
+          <w:b w:val="0"/>
+        </w:rPr>
+        <w:t>• /clinic/book/slots/  (AJAX available slots)</w:t>
+      </w:r>
+    </w:p>
+    <w:p>
+      <w:pPr/>
+      <w:r>
+        <w:rPr>
+          <w:b w:val="0"/>
+        </w:rPr>
+        <w:t>• /clinic/my-appointments/  (patient list)</w:t>
+      </w:r>
+    </w:p>
+    <w:p>
+      <w:pPr/>
+      <w:r>
+        <w:rPr>
+          <w:b w:val="0"/>
+        </w:rPr>
+        <w:t>• /clinic/appointment/&lt;id&gt;/cancel/</w:t>
+      </w:r>
+    </w:p>
+    <w:p>
+      <w:pPr/>
+      <w:r>
+        <w:rPr>
+          <w:b w:val="0"/>
+        </w:rPr>
+        <w:t>• /clinic/appointment/&lt;id&gt;/reschedule/</w:t>
+      </w:r>
+    </w:p>
+    <w:p>
+      <w:pPr/>
+      <w:r>
+        <w:rPr>
+          <w:b w:val="0"/>
+        </w:rPr>
+        <w:t>• /clinic/appointment/&lt;id&gt;/  (detail)</w:t>
+      </w:r>
+    </w:p>
+    <w:p>
+      <w:pPr/>
+      <w:r>
+        <w:rPr>
+          <w:b w:val="0"/>
+        </w:rPr>
+        <w:t>• /clinic/admin/walkin-booking/  (cash walk-in)</w:t>
+      </w:r>
+    </w:p>
+    <w:p>
+      <w:pPr/>
     </w:p>
     <w:p>
       <w:pPr>
@@ -3591,6 +8924,116 @@
     </w:p>
     <w:p>
       <w:pPr>
+        <w:pStyle w:val="Heading3"/>
+      </w:pPr>
+      <w:r>
+        <w:t>4.4.1 Features &amp; Key Endpoints</w:t>
+      </w:r>
+    </w:p>
+    <w:p>
+      <w:pPr/>
+      <w:r>
+        <w:rPr>
+          <w:b w:val="0"/>
+        </w:rPr>
+        <w:t>Supports cash (handled by admin) and digital methods (JazzCash, EasyPaisa, Bank Transfer) where the patient uploads a payment proof. Admins verify or reject digital payments; verification confirms the appointment and mints a queue token. The module issues PDF receipts, processes refunds, shows patient payment history, and stores clinic payment account details.</w:t>
+      </w:r>
+    </w:p>
+    <w:p>
+      <w:pPr/>
+      <w:r>
+        <w:rPr>
+          <w:b/>
+        </w:rPr>
+        <w:t>Key URL endpoints:</w:t>
+      </w:r>
+    </w:p>
+    <w:p>
+      <w:pPr/>
+      <w:r>
+        <w:rPr>
+          <w:b w:val="0"/>
+        </w:rPr>
+        <w:t>• /clinic/payment/&lt;appt_id&gt;/  (pay)</w:t>
+      </w:r>
+    </w:p>
+    <w:p>
+      <w:pPr/>
+      <w:r>
+        <w:rPr>
+          <w:b w:val="0"/>
+        </w:rPr>
+        <w:t>• /clinic/admin/payments/  (all payments)</w:t>
+      </w:r>
+    </w:p>
+    <w:p>
+      <w:pPr/>
+      <w:r>
+        <w:rPr>
+          <w:b w:val="0"/>
+        </w:rPr>
+        <w:t>• /clinic/admin/payments/verify/&lt;id&gt;/</w:t>
+      </w:r>
+    </w:p>
+    <w:p>
+      <w:pPr/>
+      <w:r>
+        <w:rPr>
+          <w:b w:val="0"/>
+        </w:rPr>
+        <w:t>• /clinic/admin/payments/reject/&lt;id&gt;/</w:t>
+      </w:r>
+    </w:p>
+    <w:p>
+      <w:pPr/>
+      <w:r>
+        <w:rPr>
+          <w:b w:val="0"/>
+        </w:rPr>
+        <w:t>• /clinic/admin/payments/receipt/&lt;id&gt;/  (PDF receipt)</w:t>
+      </w:r>
+    </w:p>
+    <w:p>
+      <w:pPr/>
+      <w:r>
+        <w:rPr>
+          <w:b w:val="0"/>
+        </w:rPr>
+        <w:t>• /clinic/admin/payments/refund/&lt;id&gt;/</w:t>
+      </w:r>
+    </w:p>
+    <w:p>
+      <w:pPr/>
+      <w:r>
+        <w:rPr>
+          <w:b w:val="0"/>
+        </w:rPr>
+        <w:t>• /clinic/my-payments/  (patient history)</w:t>
+      </w:r>
+    </w:p>
+    <w:p>
+      <w:pPr/>
+      <w:r>
+        <w:rPr>
+          <w:b w:val="0"/>
+        </w:rPr>
+        <w:t>• /clinic/admin/payment-settings/  (clinic accounts)</w:t>
+      </w:r>
+    </w:p>
+    <w:p>
+      <w:pPr/>
+      <w:r>
+        <w:rPr>
+          <w:b w:val="0"/>
+        </w:rPr>
+        <w:t>• /clinic/admin/payments/confirm-cash/&lt;id&gt;/</w:t>
+      </w:r>
+    </w:p>
+    <w:p>
+      <w:pPr/>
+    </w:p>
+    <w:p>
+      <w:pPr>
         <w:spacing w:line="360" w:lineRule="auto"/>
         <w:jc w:val="both"/>
         <w:rPr>
@@ -3671,6 +9114,80 @@
     </w:p>
     <w:p>
       <w:pPr>
+        <w:pStyle w:val="Heading3"/>
+      </w:pPr>
+      <w:r>
+        <w:t>4.5.1 Features &amp; Key Endpoints</w:t>
+      </w:r>
+    </w:p>
+    <w:p>
+      <w:pPr/>
+      <w:r>
+        <w:rPr>
+          <w:b w:val="0"/>
+        </w:rPr>
+        <w:t>A queue token is generated automatically when an appointment is confirmed. The receptionist or doctor calls the next patient; serving a patient marks the appointment COMPLETED and deactivates the token. A public queue display screen shows live status, and an emergency action bumps a patient to the front.</w:t>
+      </w:r>
+    </w:p>
+    <w:p>
+      <w:pPr/>
+      <w:r>
+        <w:rPr>
+          <w:b/>
+        </w:rPr>
+        <w:t>Key URL endpoints:</w:t>
+      </w:r>
+    </w:p>
+    <w:p>
+      <w:pPr/>
+      <w:r>
+        <w:rPr>
+          <w:b w:val="0"/>
+        </w:rPr>
+        <w:t>• /clinic/queue/  (manage queue)</w:t>
+      </w:r>
+    </w:p>
+    <w:p>
+      <w:pPr/>
+      <w:r>
+        <w:rPr>
+          <w:b w:val="0"/>
+        </w:rPr>
+        <w:t>• /clinic/queue/call-next/  (complete current, advance)</w:t>
+      </w:r>
+    </w:p>
+    <w:p>
+      <w:pPr/>
+      <w:r>
+        <w:rPr>
+          <w:b w:val="0"/>
+        </w:rPr>
+        <w:t>• /clinic/queue/serve/&lt;token_id&gt;/  (serve specific)</w:t>
+      </w:r>
+    </w:p>
+    <w:p>
+      <w:pPr/>
+      <w:r>
+        <w:rPr>
+          <w:b w:val="0"/>
+        </w:rPr>
+        <w:t>• /clinic/queue/display/  (public display screen)</w:t>
+      </w:r>
+    </w:p>
+    <w:p>
+      <w:pPr/>
+      <w:r>
+        <w:rPr>
+          <w:b w:val="0"/>
+        </w:rPr>
+        <w:t>• /clinic/queue/emergency/&lt;token_id&gt;/  (priority bump)</w:t>
+      </w:r>
+    </w:p>
+    <w:p>
+      <w:pPr/>
+    </w:p>
+    <w:p>
+      <w:pPr>
         <w:spacing w:line="360" w:lineRule="auto"/>
         <w:jc w:val="both"/>
         <w:rPr>
@@ -3781,6 +9298,71 @@
         </w:rPr>
         <w:t>4.6 Medical Records Module</w:t>
       </w:r>
+    </w:p>
+    <w:p>
+      <w:pPr>
+        <w:pStyle w:val="Heading3"/>
+      </w:pPr>
+      <w:r>
+        <w:t>4.6.1 Features &amp; Key Endpoints</w:t>
+      </w:r>
+    </w:p>
+    <w:p>
+      <w:pPr/>
+      <w:r>
+        <w:rPr>
+          <w:b w:val="0"/>
+        </w:rPr>
+        <w:t>After a consultation the doctor or receptionist records vitals (BP, temperature, weight, pulse), symptoms, diagnosis, prescription, notes and follow-up, and may attach prior medical documents. Patients view only their own history; any record can be printed as a PDF. A follow-ups list surfaces due revisits.</w:t>
+      </w:r>
+    </w:p>
+    <w:p>
+      <w:pPr/>
+      <w:r>
+        <w:rPr>
+          <w:b/>
+        </w:rPr>
+        <w:t>Key URL endpoints:</w:t>
+      </w:r>
+    </w:p>
+    <w:p>
+      <w:pPr/>
+      <w:r>
+        <w:rPr>
+          <w:b w:val="0"/>
+        </w:rPr>
+        <w:t>• /clinic/history/  (patient medical history)</w:t>
+      </w:r>
+    </w:p>
+    <w:p>
+      <w:pPr/>
+      <w:r>
+        <w:rPr>
+          <w:b w:val="0"/>
+        </w:rPr>
+        <w:t>• /clinic/history/&lt;id&gt;/print/  (PDF medical record)</w:t>
+      </w:r>
+    </w:p>
+    <w:p>
+      <w:pPr/>
+      <w:r>
+        <w:rPr>
+          <w:b w:val="0"/>
+        </w:rPr>
+        <w:t>• /clinic/follow-ups/  (due follow-ups)</w:t>
+      </w:r>
+    </w:p>
+    <w:p>
+      <w:pPr/>
+      <w:r>
+        <w:rPr>
+          <w:b w:val="0"/>
+        </w:rPr>
+        <w:t>• /clinic/admin/record-consultation/&lt;appt_id&gt;/  (enter record)</w:t>
+      </w:r>
+    </w:p>
+    <w:p>
+      <w:pPr/>
     </w:p>
     <w:p>
       <w:pPr>
@@ -3930,6 +9512,53 @@
     </w:p>
     <w:p>
       <w:pPr>
+        <w:pStyle w:val="Heading3"/>
+      </w:pPr>
+      <w:r>
+        <w:t>4.7.1 Features &amp; Key Endpoints</w:t>
+      </w:r>
+    </w:p>
+    <w:p>
+      <w:pPr/>
+      <w:r>
+        <w:rPr>
+          <w:b w:val="0"/>
+        </w:rPr>
+        <w:t>Doctors order lab tests during a consultation, selecting from predefined categories that carry a default cost. Each test follows a status workflow ORDERED -&gt; SAMPLE_COLLECTED -&gt; IN_LAB -&gt; RESULTS_RECEIVED, with results text and a report file uploaded later. Admins maintain the LabTestCategory catalogue.</w:t>
+      </w:r>
+    </w:p>
+    <w:p>
+      <w:pPr/>
+      <w:r>
+        <w:rPr>
+          <w:b/>
+        </w:rPr>
+        <w:t>Key URL endpoints:</w:t>
+      </w:r>
+    </w:p>
+    <w:p>
+      <w:pPr/>
+      <w:r>
+        <w:rPr>
+          <w:b w:val="0"/>
+        </w:rPr>
+        <w:t>• /clinic/lab-tests/  (lab test board)</w:t>
+      </w:r>
+    </w:p>
+    <w:p>
+      <w:pPr/>
+      <w:r>
+        <w:rPr>
+          <w:b w:val="0"/>
+        </w:rPr>
+        <w:t>• /clinic/lab-tests/&lt;id&gt;/update/  (update status + results)</w:t>
+      </w:r>
+    </w:p>
+    <w:p>
+      <w:pPr/>
+    </w:p>
+    <w:p>
+      <w:pPr>
         <w:spacing w:line="360" w:lineRule="auto"/>
         <w:jc w:val="both"/>
         <w:rPr>
@@ -3994,6 +9623,62 @@
     </w:p>
     <w:p>
       <w:pPr>
+        <w:pStyle w:val="Heading3"/>
+      </w:pPr>
+      <w:r>
+        <w:t>4.8.1 Features &amp; Key Endpoints</w:t>
+      </w:r>
+    </w:p>
+    <w:p>
+      <w:pPr/>
+      <w:r>
+        <w:rPr>
+          <w:b w:val="0"/>
+        </w:rPr>
+        <w:t>After a completed appointment a patient rates the doctor from 1 to 5 stars with an optional comment; one review is allowed per appointment. Public doctor profile and reviews pages build reputation transparency.</w:t>
+      </w:r>
+    </w:p>
+    <w:p>
+      <w:pPr/>
+      <w:r>
+        <w:rPr>
+          <w:b/>
+        </w:rPr>
+        <w:t>Key URL endpoints:</w:t>
+      </w:r>
+    </w:p>
+    <w:p>
+      <w:pPr/>
+      <w:r>
+        <w:rPr>
+          <w:b w:val="0"/>
+        </w:rPr>
+        <w:t>• /clinic/review/&lt;appt_id&gt;/  (submit review)</w:t>
+      </w:r>
+    </w:p>
+    <w:p>
+      <w:pPr/>
+      <w:r>
+        <w:rPr>
+          <w:b w:val="0"/>
+        </w:rPr>
+        <w:t>• /clinic/doctors/&lt;id&gt;/reviews/  (reviews list)</w:t>
+      </w:r>
+    </w:p>
+    <w:p>
+      <w:pPr/>
+      <w:r>
+        <w:rPr>
+          <w:b w:val="0"/>
+        </w:rPr>
+        <w:t>• /clinic/doctors/&lt;id&gt;/  (public profile)</w:t>
+      </w:r>
+    </w:p>
+    <w:p>
+      <w:pPr/>
+    </w:p>
+    <w:p>
+      <w:pPr>
         <w:spacing w:line="360" w:lineRule="auto"/>
         <w:jc w:val="both"/>
         <w:rPr>
@@ -4024,6 +9709,125 @@
         </w:rPr>
         <w:t>4.9 Notification System</w:t>
       </w:r>
+    </w:p>
+    <w:p>
+      <w:pPr>
+        <w:pStyle w:val="Heading3"/>
+      </w:pPr>
+      <w:r>
+        <w:t>4.9.1 Features &amp; Key Endpoints</w:t>
+      </w:r>
+    </w:p>
+    <w:p>
+      <w:pPr/>
+      <w:r>
+        <w:rPr>
+          <w:b w:val="0"/>
+        </w:rPr>
+        <w:t>A central notification engine creates in-app notifications and optionally delivers them by email (Gmail SMTP) and SMS (Twilio), gated by each user’s NotificationPreference. Delivery is tracked (email_sent, sms_sent, delivery_error) and failed items can be resent individually or in bulk. An AJAX polling endpoint refreshes the bell in real time. Daily management commands send appointment reminders (for tomorrow) and follow-up reminders (due today).</w:t>
+      </w:r>
+    </w:p>
+    <w:p>
+      <w:pPr/>
+      <w:r>
+        <w:rPr>
+          <w:b/>
+        </w:rPr>
+        <w:t>Key URL endpoints:</w:t>
+      </w:r>
+    </w:p>
+    <w:p>
+      <w:pPr/>
+      <w:r>
+        <w:rPr>
+          <w:b w:val="0"/>
+        </w:rPr>
+        <w:t>• /clinic/notifications/  (inbox)</w:t>
+      </w:r>
+    </w:p>
+    <w:p>
+      <w:pPr/>
+      <w:r>
+        <w:rPr>
+          <w:b w:val="0"/>
+        </w:rPr>
+        <w:t>• /clinic/notifications/&lt;id&gt;/read/</w:t>
+      </w:r>
+    </w:p>
+    <w:p>
+      <w:pPr/>
+      <w:r>
+        <w:rPr>
+          <w:b w:val="0"/>
+        </w:rPr>
+        <w:t>• /clinic/notifications/mark-all-read/</w:t>
+      </w:r>
+    </w:p>
+    <w:p>
+      <w:pPr/>
+      <w:r>
+        <w:rPr>
+          <w:b w:val="0"/>
+        </w:rPr>
+        <w:t>• /clinic/notifications/&lt;id&gt;/delete/</w:t>
+      </w:r>
+    </w:p>
+    <w:p>
+      <w:pPr/>
+      <w:r>
+        <w:rPr>
+          <w:b w:val="0"/>
+        </w:rPr>
+        <w:t>• /clinic/notifications/clear-all/</w:t>
+      </w:r>
+    </w:p>
+    <w:p>
+      <w:pPr/>
+      <w:r>
+        <w:rPr>
+          <w:b w:val="0"/>
+        </w:rPr>
+        <w:t>• /clinic/notifications/preferences/  (user prefs)</w:t>
+      </w:r>
+    </w:p>
+    <w:p>
+      <w:pPr/>
+      <w:r>
+        <w:rPr>
+          <w:b w:val="0"/>
+        </w:rPr>
+        <w:t>• /clinic/notifications/poll/  (AJAX poll)</w:t>
+      </w:r>
+    </w:p>
+    <w:p>
+      <w:pPr/>
+      <w:r>
+        <w:rPr>
+          <w:b w:val="0"/>
+        </w:rPr>
+        <w:t>• /clinic/admin/notifications/failed/  (failures)</w:t>
+      </w:r>
+    </w:p>
+    <w:p>
+      <w:pPr/>
+      <w:r>
+        <w:rPr>
+          <w:b w:val="0"/>
+        </w:rPr>
+        <w:t>• /clinic/admin/notifications/resend/&lt;id&gt;/</w:t>
+      </w:r>
+    </w:p>
+    <w:p>
+      <w:pPr/>
+      <w:r>
+        <w:rPr>
+          <w:b w:val="0"/>
+        </w:rPr>
+        <w:t>• /clinic/admin/notifications/bulk/</w:t>
+      </w:r>
+    </w:p>
+    <w:p>
+      <w:pPr/>
     </w:p>
     <w:p>
       <w:pPr>
@@ -4196,6 +10000,80 @@
     </w:p>
     <w:p>
       <w:pPr>
+        <w:pStyle w:val="Heading3"/>
+      </w:pPr>
+      <w:r>
+        <w:t>4.10.1 Features &amp; Key Endpoints</w:t>
+      </w:r>
+    </w:p>
+    <w:p>
+      <w:pPr/>
+      <w:r>
+        <w:rPr>
+          <w:b w:val="0"/>
+        </w:rPr>
+        <w:t>The UI uses a clean medical teal palette with a dark-mode toggle and a responsive, mobile-friendly layout built from reusable CSS utility classes (no inline styles). There are role-based dashboards for admin, doctor, receptionist and patient, plus a dedicated TV/queue display screen. A total of 51 HTML templates are organised under base/, accounts/ and clinic/.</w:t>
+      </w:r>
+    </w:p>
+    <w:p>
+      <w:pPr/>
+      <w:r>
+        <w:rPr>
+          <w:b/>
+        </w:rPr>
+        <w:t>Key URL endpoints:</w:t>
+      </w:r>
+    </w:p>
+    <w:p>
+      <w:pPr/>
+      <w:r>
+        <w:rPr>
+          <w:b w:val="0"/>
+        </w:rPr>
+        <w:t>• Templates: base/base.html (shell + nav)</w:t>
+      </w:r>
+    </w:p>
+    <w:p>
+      <w:pPr/>
+      <w:r>
+        <w:rPr>
+          <w:b w:val="0"/>
+        </w:rPr>
+        <w:t>• accounts/: login, signup, dashboards, staff management, password reset</w:t>
+      </w:r>
+    </w:p>
+    <w:p>
+      <w:pPr/>
+      <w:r>
+        <w:rPr>
+          <w:b w:val="0"/>
+        </w:rPr>
+        <w:t>• clinic/: appointments, queue, records, lab, payments, reviews, notifications, patient profile</w:t>
+      </w:r>
+    </w:p>
+    <w:p>
+      <w:pPr/>
+      <w:r>
+        <w:rPr>
+          <w:b w:val="0"/>
+        </w:rPr>
+        <w:t>• clinic/emails/notification.html (HTML email)</w:t>
+      </w:r>
+    </w:p>
+    <w:p>
+      <w:pPr/>
+      <w:r>
+        <w:rPr>
+          <w:b w:val="0"/>
+        </w:rPr>
+        <w:t>• Static: frontend/static/css/style.css, frontend/static/js/main.js</w:t>
+      </w:r>
+    </w:p>
+    <w:p>
+      <w:pPr/>
+    </w:p>
+    <w:p>
+      <w:pPr>
         <w:spacing w:line="360" w:lineRule="auto"/>
         <w:jc w:val="both"/>
         <w:rPr>
@@ -4333,6 +10211,372 @@
     </w:p>
     <w:p>
       <w:pPr>
+        <w:pStyle w:val="Heading2"/>
+      </w:pPr>
+      <w:r>
+        <w:t>4.11 Notification Types &amp; Delivery Architecture</w:t>
+      </w:r>
+    </w:p>
+    <w:p>
+      <w:pPr/>
+      <w:r>
+        <w:rPr>
+          <w:b w:val="0"/>
+        </w:rPr>
+        <w:t>Nine notification types are supported, each emitted by the create_notification() service and fanned out according to user preferences:</w:t>
+      </w:r>
+    </w:p>
+    <w:tbl>
+      <w:tblPr>
+        <w:tblStyle w:val="TableGrid"/>
+        <w:tblW w:type="auto" w:w="0"/>
+        <w:tblLook w:firstColumn="1" w:firstRow="1" w:lastColumn="0" w:lastRow="0" w:noHBand="0" w:noVBand="1" w:val="04A0"/>
+      </w:tblPr>
+      <w:tblGrid>
+        <w:gridCol w:w="4320"/>
+        <w:gridCol w:w="4320"/>
+      </w:tblGrid>
+      <w:tr>
+        <w:tc>
+          <w:tcPr>
+            <w:tcW w:type="dxa" w:w="4320"/>
+          </w:tcPr>
+          <w:p>
+            <w:r/>
+            <w:r>
+              <w:rPr>
+                <w:b/>
+              </w:rPr>
+              <w:t>Type</w:t>
+            </w:r>
+          </w:p>
+        </w:tc>
+        <w:tc>
+          <w:tcPr>
+            <w:tcW w:type="dxa" w:w="4320"/>
+          </w:tcPr>
+          <w:p>
+            <w:r/>
+            <w:r>
+              <w:rPr>
+                <w:b/>
+              </w:rPr>
+              <w:t>Trigger</w:t>
+            </w:r>
+          </w:p>
+        </w:tc>
+      </w:tr>
+      <w:tr>
+        <w:tc>
+          <w:tcPr>
+            <w:tcW w:type="dxa" w:w="4320"/>
+          </w:tcPr>
+          <w:p>
+            <w:r/>
+            <w:r>
+              <w:t>APPOINTMENT_CONFIRMED</w:t>
+            </w:r>
+          </w:p>
+        </w:tc>
+        <w:tc>
+          <w:tcPr>
+            <w:tcW w:type="dxa" w:w="4320"/>
+          </w:tcPr>
+          <w:p>
+            <w:r/>
+            <w:r>
+              <w:t>Appointment verified/confirmed</w:t>
+            </w:r>
+          </w:p>
+        </w:tc>
+      </w:tr>
+      <w:tr>
+        <w:tc>
+          <w:tcPr>
+            <w:tcW w:type="dxa" w:w="4320"/>
+          </w:tcPr>
+          <w:p>
+            <w:r/>
+            <w:r>
+              <w:t>APPOINTMENT_REMINDER</w:t>
+            </w:r>
+          </w:p>
+        </w:tc>
+        <w:tc>
+          <w:tcPr>
+            <w:tcW w:type="dxa" w:w="4320"/>
+          </w:tcPr>
+          <w:p>
+            <w:r/>
+            <w:r>
+              <w:t>Daily cron (appointment tomorrow)</w:t>
+            </w:r>
+          </w:p>
+        </w:tc>
+      </w:tr>
+      <w:tr>
+        <w:tc>
+          <w:tcPr>
+            <w:tcW w:type="dxa" w:w="4320"/>
+          </w:tcPr>
+          <w:p>
+            <w:r/>
+            <w:r>
+              <w:t>APPOINTMENT_CANCELLED</w:t>
+            </w:r>
+          </w:p>
+        </w:tc>
+        <w:tc>
+          <w:tcPr>
+            <w:tcW w:type="dxa" w:w="4320"/>
+          </w:tcPr>
+          <w:p>
+            <w:r/>
+            <w:r>
+              <w:t>Appointment cancelled</w:t>
+            </w:r>
+          </w:p>
+        </w:tc>
+      </w:tr>
+      <w:tr>
+        <w:tc>
+          <w:tcPr>
+            <w:tcW w:type="dxa" w:w="4320"/>
+          </w:tcPr>
+          <w:p>
+            <w:r/>
+            <w:r>
+              <w:t>QUEUE_YOUR_TURN</w:t>
+            </w:r>
+          </w:p>
+        </w:tc>
+        <w:tc>
+          <w:tcPr>
+            <w:tcW w:type="dxa" w:w="4320"/>
+          </w:tcPr>
+          <w:p>
+            <w:r/>
+            <w:r>
+              <w:t>Patient is next in queue</w:t>
+            </w:r>
+          </w:p>
+        </w:tc>
+      </w:tr>
+      <w:tr>
+        <w:tc>
+          <w:tcPr>
+            <w:tcW w:type="dxa" w:w="4320"/>
+          </w:tcPr>
+          <w:p>
+            <w:r/>
+            <w:r>
+              <w:t>LAB_RESULTS_READY</w:t>
+            </w:r>
+          </w:p>
+        </w:tc>
+        <w:tc>
+          <w:tcPr>
+            <w:tcW w:type="dxa" w:w="4320"/>
+          </w:tcPr>
+          <w:p>
+            <w:r/>
+            <w:r>
+              <w:t>Lab results received</w:t>
+            </w:r>
+          </w:p>
+        </w:tc>
+      </w:tr>
+      <w:tr>
+        <w:tc>
+          <w:tcPr>
+            <w:tcW w:type="dxa" w:w="4320"/>
+          </w:tcPr>
+          <w:p>
+            <w:r/>
+            <w:r>
+              <w:t>FOLLOW_UP_DUE</w:t>
+            </w:r>
+          </w:p>
+        </w:tc>
+        <w:tc>
+          <w:tcPr>
+            <w:tcW w:type="dxa" w:w="4320"/>
+          </w:tcPr>
+          <w:p>
+            <w:r/>
+            <w:r>
+              <w:t>Daily cron (follow-up due today)</w:t>
+            </w:r>
+          </w:p>
+        </w:tc>
+      </w:tr>
+      <w:tr>
+        <w:tc>
+          <w:tcPr>
+            <w:tcW w:type="dxa" w:w="4320"/>
+          </w:tcPr>
+          <w:p>
+            <w:r/>
+            <w:r>
+              <w:t>PAYMENT_RECEIVED</w:t>
+            </w:r>
+          </w:p>
+        </w:tc>
+        <w:tc>
+          <w:tcPr>
+            <w:tcW w:type="dxa" w:w="4320"/>
+          </w:tcPr>
+          <w:p>
+            <w:r/>
+            <w:r>
+              <w:t>Payment recorded</w:t>
+            </w:r>
+          </w:p>
+        </w:tc>
+      </w:tr>
+      <w:tr>
+        <w:tc>
+          <w:tcPr>
+            <w:tcW w:type="dxa" w:w="4320"/>
+          </w:tcPr>
+          <w:p>
+            <w:r/>
+            <w:r>
+              <w:t>PAYMENT_VERIFIED</w:t>
+            </w:r>
+          </w:p>
+        </w:tc>
+        <w:tc>
+          <w:tcPr>
+            <w:tcW w:type="dxa" w:w="4320"/>
+          </w:tcPr>
+          <w:p>
+            <w:r/>
+            <w:r>
+              <w:t>Payment verified by admin</w:t>
+            </w:r>
+          </w:p>
+        </w:tc>
+      </w:tr>
+      <w:tr>
+        <w:tc>
+          <w:tcPr>
+            <w:tcW w:type="dxa" w:w="4320"/>
+          </w:tcPr>
+          <w:p>
+            <w:r/>
+            <w:r>
+              <w:t>GENERAL</w:t>
+            </w:r>
+          </w:p>
+        </w:tc>
+        <w:tc>
+          <w:tcPr>
+            <w:tcW w:type="dxa" w:w="4320"/>
+          </w:tcPr>
+          <w:p>
+            <w:r/>
+            <w:r>
+              <w:t>Admin bulk / system messages</w:t>
+            </w:r>
+          </w:p>
+        </w:tc>
+      </w:tr>
+    </w:tbl>
+    <w:p>
+      <w:pPr/>
+      <w:r>
+        <w:rPr>
+          <w:b w:val="0"/>
+        </w:rPr>
+        <w:t>Email delivery renders clinic/emails/notification.html and sends via Django send_mail (Gmail SMTP in production, console backend in development). SMS delivery uses the Twilio REST client with Pakistani number normalisation to +92. Both channels record success timestamps; failures are stored in delivery_error and can be resent. Management commands: send_appointment_reminders and send_followup_reminders.</w:t>
+      </w:r>
+    </w:p>
+    <w:p>
+      <w:pPr/>
+    </w:p>
+    <w:p>
+      <w:pPr>
+        <w:pStyle w:val="Heading2"/>
+      </w:pPr>
+      <w:r>
+        <w:t>4.12 System Configuration, Execution &amp; Deployment</w:t>
+      </w:r>
+    </w:p>
+    <w:p>
+      <w:pPr/>
+      <w:r>
+        <w:rPr>
+          <w:b w:val="0"/>
+        </w:rPr>
+        <w:t>Configuration lives in backend/project/settings.py. The database DSN targets MySQL (NAME=healthcare, USER=root, HOST=127.0.0.1, PORT=3306). Email and SMS credentials are read from environment variables (python-dotenv). Media files are served from MEDIA_ROOT in DEBUG mode.</w:t>
+      </w:r>
+    </w:p>
+    <w:p>
+      <w:pPr/>
+      <w:r>
+        <w:rPr>
+          <w:b/>
+        </w:rPr>
+        <w:t>Setup and run:</w:t>
+      </w:r>
+    </w:p>
+    <w:p>
+      <w:pPr/>
+      <w:r>
+        <w:rPr>
+          <w:b w:val="0"/>
+        </w:rPr>
+        <w:t>$ cd /home/latifkhan/healthcare/backend</w:t>
+      </w:r>
+    </w:p>
+    <w:p>
+      <w:pPr/>
+      <w:r>
+        <w:rPr>
+          <w:b w:val="0"/>
+        </w:rPr>
+        <w:t>$ python -m venv ../venv &amp;&amp; source ../venv/bin/activate</w:t>
+      </w:r>
+    </w:p>
+    <w:p>
+      <w:pPr/>
+      <w:r>
+        <w:rPr>
+          <w:b w:val="0"/>
+        </w:rPr>
+        <w:t>$ pip install -r requirements.txt</w:t>
+      </w:r>
+    </w:p>
+    <w:p>
+      <w:pPr/>
+      <w:r>
+        <w:rPr>
+          <w:b w:val="0"/>
+        </w:rPr>
+        <w:t>$ python manage.py migrate</w:t>
+      </w:r>
+    </w:p>
+    <w:p>
+      <w:pPr/>
+      <w:r>
+        <w:rPr>
+          <w:b w:val="0"/>
+        </w:rPr>
+        <w:t>$ python manage.py runserver 0.0.0.0:8000</w:t>
+      </w:r>
+    </w:p>
+    <w:p>
+      <w:pPr/>
+      <w:r>
+        <w:rPr>
+          <w:b w:val="0"/>
+        </w:rPr>
+        <w:t>On the same Wi-Fi the app is reachable from a phone/laptop at the WSL host IP (e.g. http://172.20.150.227:8000). Custom management commands: seed_data (demo data), send_appointment_reminders, send_followup_reminders.</w:t>
+      </w:r>
+    </w:p>
+    <w:p>
+      <w:pPr>
         <w:pStyle w:val="Heading1"/>
         <w:spacing w:line="360" w:lineRule="auto"/>
         <w:jc w:val="both"/>
@@ -4559,6 +10803,403 @@
           <w:rFonts w:ascii="Times New Roman" w:hAnsi="Times New Roman" w:cs="Times New Roman"/>
         </w:rPr>
       </w:pPr>
+    </w:p>
+    <w:p>
+      <w:pPr>
+        <w:pStyle w:val="Heading2"/>
+      </w:pPr>
+      <w:r>
+        <w:t>5.5 Test Inventory</w:t>
+      </w:r>
+    </w:p>
+    <w:p>
+      <w:pPr/>
+      <w:r>
+        <w:rPr>
+          <w:b w:val="0"/>
+        </w:rPr>
+        <w:t>The clinic application ships 20 automated unit tests (Django TestCase + Client) that exercise authentication, the appointment/payment/queue workflows, medical records, lab tests and reviews. All 20 pass:</w:t>
+      </w:r>
+    </w:p>
+    <w:tbl>
+      <w:tblPr>
+        <w:tblStyle w:val="TableGrid"/>
+        <w:tblW w:type="auto" w:w="0"/>
+        <w:tblLook w:firstColumn="1" w:firstRow="1" w:lastColumn="0" w:lastRow="0" w:noHBand="0" w:noVBand="1" w:val="04A0"/>
+      </w:tblPr>
+      <w:tblGrid>
+        <w:gridCol w:w="2880"/>
+        <w:gridCol w:w="2880"/>
+        <w:gridCol w:w="2880"/>
+      </w:tblGrid>
+      <w:tr>
+        <w:tc>
+          <w:tcPr>
+            <w:tcW w:type="dxa" w:w="2880"/>
+          </w:tcPr>
+          <w:p>
+            <w:r/>
+            <w:r>
+              <w:rPr>
+                <w:b/>
+              </w:rPr>
+              <w:t>Test class</w:t>
+            </w:r>
+          </w:p>
+        </w:tc>
+        <w:tc>
+          <w:tcPr>
+            <w:tcW w:type="dxa" w:w="2880"/>
+          </w:tcPr>
+          <w:p>
+            <w:r/>
+            <w:r>
+              <w:rPr>
+                <w:b/>
+              </w:rPr>
+              <w:t># Tests</w:t>
+            </w:r>
+          </w:p>
+        </w:tc>
+        <w:tc>
+          <w:tcPr>
+            <w:tcW w:type="dxa" w:w="2880"/>
+          </w:tcPr>
+          <w:p>
+            <w:r/>
+            <w:r>
+              <w:rPr>
+                <w:b/>
+              </w:rPr>
+              <w:t>Coverage</w:t>
+            </w:r>
+          </w:p>
+        </w:tc>
+      </w:tr>
+      <w:tr>
+        <w:tc>
+          <w:tcPr>
+            <w:tcW w:type="dxa" w:w="2880"/>
+          </w:tcPr>
+          <w:p>
+            <w:r/>
+            <w:r>
+              <w:t>AuthTests</w:t>
+            </w:r>
+          </w:p>
+        </w:tc>
+        <w:tc>
+          <w:tcPr>
+            <w:tcW w:type="dxa" w:w="2880"/>
+          </w:tcPr>
+          <w:p>
+            <w:r/>
+            <w:r>
+              <w:t>4</w:t>
+            </w:r>
+          </w:p>
+        </w:tc>
+        <w:tc>
+          <w:tcPr>
+            <w:tcW w:type="dxa" w:w="2880"/>
+          </w:tcPr>
+          <w:p>
+            <w:r/>
+            <w:r>
+              <w:t>Login page loads; admin login; patient &amp; doctor blocked from admin pages</w:t>
+            </w:r>
+          </w:p>
+        </w:tc>
+      </w:tr>
+      <w:tr>
+        <w:tc>
+          <w:tcPr>
+            <w:tcW w:type="dxa" w:w="2880"/>
+          </w:tcPr>
+          <w:p>
+            <w:r/>
+            <w:r>
+              <w:t>PatientRegistrationTests</w:t>
+            </w:r>
+          </w:p>
+        </w:tc>
+        <w:tc>
+          <w:tcPr>
+            <w:tcW w:type="dxa" w:w="2880"/>
+          </w:tcPr>
+          <w:p>
+            <w:r/>
+            <w:r>
+              <w:t>3</w:t>
+            </w:r>
+          </w:p>
+        </w:tc>
+        <w:tc>
+          <w:tcPr>
+            <w:tcW w:type="dxa" w:w="2880"/>
+          </w:tcPr>
+          <w:p>
+            <w:r/>
+            <w:r>
+              <w:t>Auto patient ID (MQ-); admin registers patient; sequential IDs</w:t>
+            </w:r>
+          </w:p>
+        </w:tc>
+      </w:tr>
+      <w:tr>
+        <w:tc>
+          <w:tcPr>
+            <w:tcW w:type="dxa" w:w="2880"/>
+          </w:tcPr>
+          <w:p>
+            <w:r/>
+            <w:r>
+              <w:t>AppointmentTests</w:t>
+            </w:r>
+          </w:p>
+        </w:tc>
+        <w:tc>
+          <w:tcPr>
+            <w:tcW w:type="dxa" w:w="2880"/>
+          </w:tcPr>
+          <w:p>
+            <w:r/>
+            <w:r>
+              <w:t>3</w:t>
+            </w:r>
+          </w:p>
+        </w:tc>
+        <w:tc>
+          <w:tcPr>
+            <w:tcW w:type="dxa" w:w="2880"/>
+          </w:tcPr>
+          <w:p>
+            <w:r/>
+            <w:r>
+              <w:t>Book (PENDING+redirect); walk-in (CONFIRMED+PAID+token); cancel-&gt;CANCELLED</w:t>
+            </w:r>
+          </w:p>
+        </w:tc>
+      </w:tr>
+      <w:tr>
+        <w:tc>
+          <w:tcPr>
+            <w:tcW w:type="dxa" w:w="2880"/>
+          </w:tcPr>
+          <w:p>
+            <w:r/>
+            <w:r>
+              <w:t>PaymentTests</w:t>
+            </w:r>
+          </w:p>
+        </w:tc>
+        <w:tc>
+          <w:tcPr>
+            <w:tcW w:type="dxa" w:w="2880"/>
+          </w:tcPr>
+          <w:p>
+            <w:r/>
+            <w:r>
+              <w:t>2</w:t>
+            </w:r>
+          </w:p>
+        </w:tc>
+        <w:tc>
+          <w:tcPr>
+            <w:tcW w:type="dxa" w:w="2880"/>
+          </w:tcPr>
+          <w:p>
+            <w:r/>
+            <w:r>
+              <w:t>Verify -&gt; CONFIRMED + token; reject -&gt; FAILED</w:t>
+            </w:r>
+          </w:p>
+        </w:tc>
+      </w:tr>
+      <w:tr>
+        <w:tc>
+          <w:tcPr>
+            <w:tcW w:type="dxa" w:w="2880"/>
+          </w:tcPr>
+          <w:p>
+            <w:r/>
+            <w:r>
+              <w:t>QueueTests</w:t>
+            </w:r>
+          </w:p>
+        </w:tc>
+        <w:tc>
+          <w:tcPr>
+            <w:tcW w:type="dxa" w:w="2880"/>
+          </w:tcPr>
+          <w:p>
+            <w:r/>
+            <w:r>
+              <w:t>2</w:t>
+            </w:r>
+          </w:p>
+        </w:tc>
+        <w:tc>
+          <w:tcPr>
+            <w:tcW w:type="dxa" w:w="2880"/>
+          </w:tcPr>
+          <w:p>
+            <w:r/>
+            <w:r>
+              <w:t>Serve -&gt; COMPLETED + token inactive; call-next -&gt; COMPLETED</w:t>
+            </w:r>
+          </w:p>
+        </w:tc>
+      </w:tr>
+      <w:tr>
+        <w:tc>
+          <w:tcPr>
+            <w:tcW w:type="dxa" w:w="2880"/>
+          </w:tcPr>
+          <w:p>
+            <w:r/>
+            <w:r>
+              <w:t>MedicalRecordTests</w:t>
+            </w:r>
+          </w:p>
+        </w:tc>
+        <w:tc>
+          <w:tcPr>
+            <w:tcW w:type="dxa" w:w="2880"/>
+          </w:tcPr>
+          <w:p>
+            <w:r/>
+            <w:r>
+              <w:t>3</w:t>
+            </w:r>
+          </w:p>
+        </w:tc>
+        <w:tc>
+          <w:tcPr>
+            <w:tcW w:type="dxa" w:w="2880"/>
+          </w:tcPr>
+          <w:p>
+            <w:r/>
+            <w:r>
+              <w:t>Record consultation; receptionist can record; patient views own history</w:t>
+            </w:r>
+          </w:p>
+        </w:tc>
+      </w:tr>
+      <w:tr>
+        <w:tc>
+          <w:tcPr>
+            <w:tcW w:type="dxa" w:w="2880"/>
+          </w:tcPr>
+          <w:p>
+            <w:r/>
+            <w:r>
+              <w:t>LabTestTests</w:t>
+            </w:r>
+          </w:p>
+        </w:tc>
+        <w:tc>
+          <w:tcPr>
+            <w:tcW w:type="dxa" w:w="2880"/>
+          </w:tcPr>
+          <w:p>
+            <w:r/>
+            <w:r>
+              <w:t>1</w:t>
+            </w:r>
+          </w:p>
+        </w:tc>
+        <w:tc>
+          <w:tcPr>
+            <w:tcW w:type="dxa" w:w="2880"/>
+          </w:tcPr>
+          <w:p>
+            <w:r/>
+            <w:r>
+              <w:t>Status update -&gt; RESULTS_RECEIVED + result_date</w:t>
+            </w:r>
+          </w:p>
+        </w:tc>
+      </w:tr>
+      <w:tr>
+        <w:tc>
+          <w:tcPr>
+            <w:tcW w:type="dxa" w:w="2880"/>
+          </w:tcPr>
+          <w:p>
+            <w:r/>
+            <w:r>
+              <w:t>DoctorReviewTests</w:t>
+            </w:r>
+          </w:p>
+        </w:tc>
+        <w:tc>
+          <w:tcPr>
+            <w:tcW w:type="dxa" w:w="2880"/>
+          </w:tcPr>
+          <w:p>
+            <w:r/>
+            <w:r>
+              <w:t>2</w:t>
+            </w:r>
+          </w:p>
+        </w:tc>
+        <w:tc>
+          <w:tcPr>
+            <w:tcW w:type="dxa" w:w="2880"/>
+          </w:tcPr>
+          <w:p>
+            <w:r/>
+            <w:r>
+              <w:t>Patient reviews doctor (5*); cannot review same appointment twice</w:t>
+            </w:r>
+          </w:p>
+        </w:tc>
+      </w:tr>
+      <w:tr>
+        <w:tc>
+          <w:tcPr>
+            <w:tcW w:type="dxa" w:w="2880"/>
+          </w:tcPr>
+          <w:p>
+            <w:r/>
+            <w:r>
+              <w:t>TOTAL</w:t>
+            </w:r>
+          </w:p>
+        </w:tc>
+        <w:tc>
+          <w:tcPr>
+            <w:tcW w:type="dxa" w:w="2880"/>
+          </w:tcPr>
+          <w:p>
+            <w:r/>
+            <w:r>
+              <w:t>20</w:t>
+            </w:r>
+          </w:p>
+        </w:tc>
+        <w:tc>
+          <w:tcPr>
+            <w:tcW w:type="dxa" w:w="2880"/>
+          </w:tcPr>
+          <w:p>
+            <w:r/>
+            <w:r>
+              <w:t>All passing</w:t>
+            </w:r>
+          </w:p>
+        </w:tc>
+      </w:tr>
+    </w:tbl>
+    <w:p>
+      <w:pPr/>
+      <w:r>
+        <w:rPr>
+          <w:b/>
+        </w:rPr>
+        <w:t>Run with:  $ python manage.py test backend.apps.clinic</w:t>
+      </w:r>
     </w:p>
     <w:p>
       <w:pPr>
